--- a/cv/final_cv/analistaSenior/Francisca Ericela Cerqueda Garcia - CV_generado.docx
+++ b/cv/final_cv/analistaSenior/Francisca Ericela Cerqueda Garcia - CV_generado.docx
@@ -13,13 +13,14 @@
           <w:lang w:val="es-MX"/>
         </w:rPr>
       </w:pPr>
+      <w:proofErr w:type="gramStart"/>
       <w:r>
         <w:rPr>
           <w:b/>
           <w:bCs/>
           <w:lang w:val="es-MX"/>
         </w:rPr>
-        <w:t>Francisca Ericela Cerqueda García</w:t>
+        <w:t xml:space="preserve">Francisca Ericela Cerqueda Garcia</w:t>
       </w:r>
     </w:p>
     <w:p>
@@ -31,24 +32,15 @@
           <w:lang w:val="es-MX"/>
         </w:rPr>
       </w:pPr>
+      <w:proofErr w:type="gramStart"/>
       <w:r>
         <w:rPr>
           <w:b/>
           <w:bCs/>
           <w:lang w:val="es-MX"/>
         </w:rPr>
-        <w:t>Analista Senior</w:t>
+        <w:t xml:space="preserve">Analista Senior</w:t>
       </w:r>
-    </w:p>
-    <w:p>
-      <w:pPr>
-        <w:pStyle w:val="Title"/>
-        <w:rPr>
-          <w:b/>
-          <w:bCs/>
-          <w:lang w:val="es-MX"/>
-        </w:rPr>
-      </w:pPr>
     </w:p>
     <w:p>
       <w:pPr>
@@ -62,44 +54,17 @@
           <w:lang w:val="es-MX"/>
         </w:rPr>
       </w:pPr>
-      <w:r>
+    </w:p>
+    <w:p>
+      <w:pPr>
+        <w:pStyle w:val="Title"/>
+        <w:jc w:val="left"/>
         <w:rPr>
           <w:b/>
           <w:bCs/>
           <w:sz w:val="18"/>
           <w:szCs w:val="18"/>
           <w:lang w:val="es-MX"/>
-        </w:rPr>
-        <w:t>Folio</w:t>
-      </w:r>
-      <w:r>
-        <w:rPr>
-          <w:b/>
-          <w:bCs/>
-          <w:sz w:val="18"/>
-          <w:szCs w:val="18"/>
-          <w:lang w:val="es-MX"/>
-        </w:rPr>
-        <w:t xml:space="preserve">: </w:t>
-      </w:r>
-      <w:r>
-        <w:rPr>
-          <w:b/>
-          <w:bCs/>
-          <w:sz w:val="18"/>
-          <w:szCs w:val="18"/>
-          <w:lang w:val="es-MX"/>
-        </w:rPr>
-        <w:t>-</w:t>
-      </w:r>
-    </w:p>
-    <w:p>
-      <w:pPr>
-        <w:rPr>
-          <w:rFonts w:ascii="Arial" w:hAnsi="Arial" w:cs="Arial"/>
-          <w:bCs/>
-          <w:sz w:val="18"/>
-          <w:szCs w:val="18"/>
         </w:rPr>
       </w:pPr>
     </w:p>
@@ -131,7 +96,7 @@
           <w:szCs w:val="18"/>
           <w:u w:val="single"/>
         </w:rPr>
-        <w:t>RESUMEN PROFESIONAL</w:t>
+        <w:t xml:space="preserve">FUNCIONES</w:t>
       </w:r>
     </w:p>
     <w:p>
@@ -183,102 +148,18 @@
                 <w:lang w:val="es-419"/>
               </w:rPr>
             </w:pPr>
+            <w:proofErr w:type="gramStart"/>
             <w:r>
               <w:rPr>
                 <w:rFonts w:ascii="Arial" w:eastAsia="Times New Roman" w:hAnsi="Arial" w:cs="Arial"/>
                 <w:bCs/>
                 <w:sz w:val="18"/>
                 <w:szCs w:val="18"/>
-                <w:lang w:val="es-MX" w:eastAsia="es-ES"/>
-              </w:rPr>
-              <w:t>Especialista en análisis de negocio con experiencia en definición e implantación de procesos, diseño funcional y análisis de requerimientos.</w:t>
-            </w:r>
-            <w:r>
-              <w:rPr>
-                <w:rFonts w:ascii="Arial" w:eastAsia="Times New Roman" w:hAnsi="Arial" w:cs="Arial"/>
-                <w:bCs/>
-                <w:sz w:val="18"/>
-                <w:szCs w:val="18"/>
-                <w:lang w:val="es-MX" w:eastAsia="es-ES"/>
-              </w:rPr>
+                <w:lang w:val="en-US" w:eastAsia="es-ES"/>
+              </w:rPr>
+              <w:t xml:space="preserve">Analizo las propuestas de requerimientos de mejora tecnológica y de procesos, participando en el levantamiento y documentación de requerimientos complejos, así como en la coordinación con desarrolladores, testers y áreas de negocio. Realizo validaciones funcionales mediante pruebas de aceptación y seguimiento a QA, mantengo interlocución constante con usuarios y coordino las actividades de analistas junior, asegurando un conocimiento integral de los requerimientos del proyecto asignado. Cuento con habilidades de liderazgo, identificación de problemas y propuesta de soluciones, así como dominio en el uso de herramientas y metodologías de análisis como Design Thinking y UML. Además, me comunico eficazmente con diferentes audiencias y elaboro documentación bajo marcos de trabajo tradicionales y ágiles.</w:t>
               <w:br/>
-              <w:t>Responsable de la generación y revisión de propuestas de solución y de la estimación del tamaño funcional y esfuerzo.</w:t>
-            </w:r>
-            <w:r>
-              <w:rPr>
-                <w:rFonts w:ascii="Arial" w:eastAsia="Times New Roman" w:hAnsi="Arial" w:cs="Arial"/>
-                <w:bCs/>
-                <w:sz w:val="18"/>
-                <w:szCs w:val="18"/>
-                <w:lang w:val="es-MX" w:eastAsia="es-ES"/>
-              </w:rPr>
-              <w:br/>
-              <w:t>Encargada del diseño e implementación de bases de datos y de la optimización de consultas y procedimientos.</w:t>
-            </w:r>
-            <w:r>
-              <w:rPr>
-                <w:rFonts w:ascii="Arial" w:eastAsia="Times New Roman" w:hAnsi="Arial" w:cs="Arial"/>
-                <w:bCs/>
-                <w:sz w:val="18"/>
-                <w:szCs w:val="18"/>
-                <w:lang w:val="es-MX" w:eastAsia="es-ES"/>
-              </w:rPr>
-              <w:br/>
-              <w:t>Gestora de materiales y formación técnica para talleres presenciales y cursos en línea.</w:t>
-            </w:r>
-            <w:r>
-              <w:rPr>
-                <w:rFonts w:ascii="Arial" w:eastAsia="Times New Roman" w:hAnsi="Arial" w:cs="Arial"/>
-                <w:bCs/>
-                <w:sz w:val="18"/>
-                <w:szCs w:val="18"/>
-                <w:lang w:val="es-MX" w:eastAsia="es-ES"/>
-              </w:rPr>
-              <w:br/>
-            </w:r>
-            <w:r>
-              <w:rPr>
-                <w:rFonts w:ascii="Arial" w:eastAsia="Times New Roman" w:hAnsi="Arial" w:cs="Arial"/>
-                <w:bCs/>
-                <w:sz w:val="18"/>
-                <w:szCs w:val="18"/>
-                <w:lang w:val="es-MX" w:eastAsia="es-ES"/>
-              </w:rPr>
-              <w:br/>
-              <w:t>Coordinar la definición de roles, artefactos y repositorios para asegurar la consistencia y trazabilidad de la documentación del análisis de negocio.</w:t>
-            </w:r>
-            <w:r>
-              <w:rPr>
-                <w:rFonts w:ascii="Arial" w:eastAsia="Times New Roman" w:hAnsi="Arial" w:cs="Arial"/>
-                <w:bCs/>
-                <w:sz w:val="18"/>
-                <w:szCs w:val="18"/>
-                <w:lang w:val="es-MX" w:eastAsia="es-ES"/>
-              </w:rPr>
-              <w:br/>
-              <w:t>Realizar evaluación técnica de candidatos y seguimiento al desarrollo profesional de analistas y líderes funcionales.</w:t>
-            </w:r>
-            <w:r>
-              <w:rPr>
-                <w:rFonts w:ascii="Arial" w:eastAsia="Times New Roman" w:hAnsi="Arial" w:cs="Arial"/>
-                <w:bCs/>
-                <w:sz w:val="18"/>
-                <w:szCs w:val="18"/>
-                <w:lang w:val="es-MX" w:eastAsia="es-ES"/>
-              </w:rPr>
-              <w:br/>
-              <w:t>Colaborar en la implantación de procesos de administración de cambios, control de alcance y estrategias de trabajo en células.</w:t>
-            </w:r>
-            <w:r>
-              <w:rPr>
-                <w:rFonts w:ascii="Arial" w:eastAsia="Times New Roman" w:hAnsi="Arial" w:cs="Arial"/>
-                <w:bCs/>
-                <w:sz w:val="18"/>
-                <w:szCs w:val="18"/>
-                <w:lang w:val="es-MX" w:eastAsia="es-ES"/>
-              </w:rPr>
-              <w:br/>
-              <w:t>Mantener y administrar el repositorio del PSG y realizar revisiones funcionales para asegurar calidad en entregables.</w:t>
+              <w:t xml:space="preserve">Me responsabilizo de descubrir, sintetizar y analizar información proveniente de múltiples fuentes —herramientas, procesos, documentación y stakeholders— para definir requerimientos claros y accionables que guíen el diseño y la implementación de soluciones alineadas con los objetivos del negocio.</w:t>
             </w:r>
           </w:p>
         </w:tc>
@@ -291,7 +172,6 @@
           <w:bCs/>
           <w:sz w:val="18"/>
           <w:szCs w:val="18"/>
-          <w:lang w:val="es-MX"/>
         </w:rPr>
       </w:pPr>
     </w:p>
@@ -299,9 +179,10 @@
       <w:pPr>
         <w:rPr>
           <w:rFonts w:ascii="Arial" w:hAnsi="Arial" w:cs="Arial"/>
-          <w:bCs/>
+          <w:b/>
           <w:sz w:val="18"/>
           <w:szCs w:val="18"/>
+          <w:u w:val="single"/>
         </w:rPr>
       </w:pPr>
     </w:p>
@@ -323,7 +204,123 @@
           <w:szCs w:val="18"/>
           <w:u w:val="single"/>
         </w:rPr>
-        <w:t>EXPERIENCIA LABORAL</w:t>
+        <w:t xml:space="preserve">EXPERIENCIA</w:t>
+      </w:r>
+      <w:r>
+        <w:rPr>
+          <w:rFonts w:ascii="Arial" w:hAnsi="Arial" w:cs="Arial"/>
+          <w:b/>
+          <w:sz w:val="18"/>
+          <w:szCs w:val="18"/>
+          <w:u w:val="single"/>
+        </w:rPr>
+        <w:t xml:space="preserve"> PROFESIONAL</w:t>
+      </w:r>
+    </w:p>
+    <w:p>
+      <w:pPr>
+        <w:rPr>
+          <w:rFonts w:ascii="Arial" w:hAnsi="Arial" w:cs="Arial"/>
+          <w:bCs/>
+          <w:sz w:val="18"/>
+          <w:szCs w:val="18"/>
+        </w:rPr>
+      </w:pPr>
+    </w:p>
+    <w:tbl>
+      <w:tblPr>
+        <w:tblW w:w="0" w:type="auto"/>
+        <w:tblInd w:w="-75" w:type="dxa"/>
+        <w:tblBorders>
+          <w:top w:val="single" w:sz="4" w:space="0" w:color="auto"/>
+          <w:left w:val="single" w:sz="4" w:space="0" w:color="auto"/>
+          <w:bottom w:val="single" w:sz="4" w:space="0" w:color="auto"/>
+          <w:right w:val="single" w:sz="4" w:space="0" w:color="auto"/>
+          <w:insideH w:val="single" w:sz="4" w:space="0" w:color="auto"/>
+          <w:insideV w:val="single" w:sz="4" w:space="0" w:color="auto"/>
+        </w:tblBorders>
+        <w:tblLayout w:type="fixed"/>
+        <w:tblCellMar>
+          <w:left w:w="105" w:type="dxa"/>
+          <w:right w:w="105" w:type="dxa"/>
+        </w:tblCellMar>
+        <w:tblLook w:val="0000" w:firstRow="0" w:lastRow="0" w:firstColumn="0" w:lastColumn="0" w:noHBand="0" w:noVBand="0"/>
+      </w:tblPr>
+      <w:tblGrid>
+        <w:gridCol w:w="9961"/>
+      </w:tblGrid>
+      <w:tr>
+        <w:tc>
+          <w:tcPr>
+            <w:tcW w:w="9961" w:type="dxa"/>
+          </w:tcPr>
+          <w:p>
+            <w:pPr>
+              <w:pStyle w:val="BodyText3"/>
+              <w:spacing w:after="40"/>
+              <w:ind w:right="51"/>
+              <w:rPr>
+                <w:rFonts w:ascii="Arial" w:hAnsi="Arial" w:cs="Arial"/>
+                <w:sz w:val="18"/>
+                <w:szCs w:val="18"/>
+                <w:lang w:val="es-419"/>
+              </w:rPr>
+            </w:pPr>
+            <w:proofErr w:type="gramStart"/>
+            <w:r>
+              <w:rPr>
+                <w:rFonts w:ascii="Arial" w:eastAsia="Times New Roman" w:hAnsi="Arial" w:cs="Arial"/>
+                <w:bCs/>
+                <w:sz w:val="18"/>
+                <w:szCs w:val="18"/>
+                <w:lang w:val="en-US" w:eastAsia="es-ES"/>
+              </w:rPr>
+              <w:t xml:space="preserve">Dispongo de más de cinco años de experiencia en el análisis de sistemas, aplicaciones, servicios, procesos y soluciones de inteligencia de negocio, además de en la gestión y coordinación de equipos de trabajo. Me especializo en descubrir, sintetizar y analizar información proveniente de múltiples fuentes, incluyendo herramientas, procesos, documentación y stakeholders. A lo largo de mi trayectoria he liderado levantamientos de requerimientos complejos, diseñado soluciones funcionales y modelos de datos, y generado material de capacitación. Trabajo de forma colaborativa con desarrolladores, Aseguramiento de la Calidad (QA) y usuarios para asegurar entregables alineados con objetivos del negocio.</w:t>
+            </w:r>
+          </w:p>
+        </w:tc>
+      </w:tr>
+    </w:tbl>
+    <w:p>
+      <w:pPr>
+        <w:rPr>
+          <w:rFonts w:ascii="Arial" w:hAnsi="Arial" w:cs="Arial"/>
+          <w:bCs/>
+          <w:sz w:val="18"/>
+          <w:szCs w:val="18"/>
+          <w:lang w:val="es-MX"/>
+        </w:rPr>
+      </w:pPr>
+    </w:p>
+    <w:p>
+      <w:pPr>
+        <w:rPr>
+          <w:rFonts w:ascii="Arial" w:hAnsi="Arial" w:cs="Arial"/>
+          <w:bCs/>
+          <w:sz w:val="18"/>
+          <w:szCs w:val="18"/>
+        </w:rPr>
+      </w:pPr>
+    </w:p>
+    <w:p>
+      <w:pPr>
+        <w:rPr>
+          <w:rFonts w:ascii="Arial" w:hAnsi="Arial" w:cs="Arial"/>
+          <w:b/>
+          <w:sz w:val="18"/>
+          <w:szCs w:val="18"/>
+          <w:u w:val="single"/>
+        </w:rPr>
+      </w:pPr>
+      <w:r>
+        <w:rPr>
+          <w:rFonts w:ascii="Arial" w:hAnsi="Arial" w:cs="Arial"/>
+          <w:b/>
+          <w:sz w:val="18"/>
+          <w:szCs w:val="18"/>
+          <w:u w:val="single"/>
+        </w:rPr>
+        <w:t xml:space="preserve">EXPERIENCIA LABORAL</w:t>
       </w:r>
     </w:p>
     <w:p>
@@ -336,6 +333,17 @@
           <w:lang w:val="en-US"/>
         </w:rPr>
       </w:pPr>
+      <w:r>
+        <w:rPr>
+          <w:rFonts w:ascii="Arial" w:hAnsi="Arial" w:cs="Arial"/>
+          <w:bCs/>
+          <w:sz w:val="18"/>
+          <w:szCs w:val="18"/>
+          <w:lang w:val="en-US"/>
+        </w:rPr>
+        <w:t xml:space="preserve"/>
+      </w:r>
+      <w:proofErr w:type="gramEnd"/>
     </w:p>
     <w:tbl>
       <w:tblPr>
@@ -374,7 +382,7 @@
                 <w:b/>
                 <w:sz w:val="18"/>
                 <w:szCs w:val="18"/>
-                <w:lang w:val="en-US"/>
+                <w:lang w:val="es-MX"/>
               </w:rPr>
             </w:pPr>
             <w:r>
@@ -383,9 +391,9 @@
                 <w:b/>
                 <w:sz w:val="18"/>
                 <w:szCs w:val="18"/>
-                <w:lang w:val="en-US"/>
-              </w:rPr>
-              <w:t>Empresa</w:t>
+                <w:lang w:val="es-MX"/>
+              </w:rPr>
+              <w:t xml:space="preserve">Empresa</w:t>
             </w:r>
           </w:p>
           <w:p>
@@ -395,17 +403,18 @@
                 <w:color w:val="0070C0"/>
                 <w:sz w:val="18"/>
                 <w:szCs w:val="18"/>
-                <w:lang w:val="en-US"/>
-              </w:rPr>
-            </w:pPr>
-            <w:r>
-              <w:rPr>
-                <w:rFonts w:ascii="Arial" w:hAnsi="Arial" w:cs="Arial"/>
-                <w:sz w:val="18"/>
-                <w:szCs w:val="18"/>
-                <w:lang w:val="en-US"/>
-              </w:rPr>
-              <w:t>Softtek-Practice Specialists Group (PSG)</w:t>
+                <w:lang w:val="es-MX"/>
+              </w:rPr>
+            </w:pPr>
+            <w:proofErr w:type="gramStart"/>
+            <w:r>
+              <w:rPr>
+                <w:rFonts w:ascii="Arial" w:hAnsi="Arial" w:cs="Arial"/>
+                <w:sz w:val="18"/>
+                <w:szCs w:val="18"/>
+                <w:lang w:val="es-MX"/>
+              </w:rPr>
+              <w:t xml:space="preserve">Softtek-Practice Specialists Group (PSG)</w:t>
             </w:r>
           </w:p>
         </w:tc>
@@ -431,7 +440,7 @@
                 <w:szCs w:val="18"/>
                 <w:lang w:val="es-MX"/>
               </w:rPr>
-              <w:t>Puesto</w:t>
+              <w:t xml:space="preserve">Puesto</w:t>
             </w:r>
           </w:p>
           <w:p>
@@ -444,14 +453,15 @@
                 <w:lang w:val="es-MX"/>
               </w:rPr>
             </w:pPr>
-            <w:r>
-              <w:rPr>
-                <w:rFonts w:ascii="Arial" w:hAnsi="Arial" w:cs="Arial"/>
-                <w:sz w:val="18"/>
-                <w:szCs w:val="18"/>
-                <w:lang w:val="es-MX"/>
-              </w:rPr>
-              <w:t>Especialista en análisis de negocio</w:t>
+            <w:proofErr w:type="gramStart"/>
+            <w:r>
+              <w:rPr>
+                <w:rFonts w:ascii="Arial" w:hAnsi="Arial" w:cs="Arial"/>
+                <w:sz w:val="18"/>
+                <w:szCs w:val="18"/>
+                <w:lang w:val="es-MX"/>
+              </w:rPr>
+              <w:t xml:space="preserve">Especialista en análisis de negocio</w:t>
             </w:r>
           </w:p>
         </w:tc>
@@ -477,7 +487,7 @@
                 <w:szCs w:val="18"/>
                 <w:lang w:val="es-MX"/>
               </w:rPr>
-              <w:t>Desde:</w:t>
+              <w:t xml:space="preserve">Desde:</w:t>
             </w:r>
           </w:p>
           <w:p>
@@ -490,14 +500,15 @@
                 <w:lang w:val="es-MX"/>
               </w:rPr>
             </w:pPr>
-            <w:r>
-              <w:rPr>
-                <w:rFonts w:ascii="Arial" w:hAnsi="Arial" w:cs="Arial"/>
-                <w:sz w:val="18"/>
-                <w:szCs w:val="18"/>
-                <w:lang w:val="es-MX"/>
-              </w:rPr>
-              <w:t>octubre 2009</w:t>
+            <w:proofErr w:type="gramStart"/>
+            <w:r>
+              <w:rPr>
+                <w:rFonts w:ascii="Arial" w:hAnsi="Arial" w:cs="Arial"/>
+                <w:sz w:val="18"/>
+                <w:szCs w:val="18"/>
+                <w:lang w:val="es-MX"/>
+              </w:rPr>
+              <w:t xml:space="preserve">1 octubre 2009</w:t>
             </w:r>
           </w:p>
         </w:tc>
@@ -532,14 +543,15 @@
                 <w:lang w:val="es-MX"/>
               </w:rPr>
             </w:pPr>
-            <w:r>
-              <w:rPr>
-                <w:rFonts w:ascii="Arial" w:hAnsi="Arial" w:cs="Arial"/>
-                <w:sz w:val="18"/>
-                <w:szCs w:val="18"/>
-                <w:lang w:val="es-MX"/>
-              </w:rPr>
-              <w:t>Actual</w:t>
+            <w:proofErr w:type="gramStart"/>
+            <w:r>
+              <w:rPr>
+                <w:rFonts w:ascii="Arial" w:hAnsi="Arial" w:cs="Arial"/>
+                <w:sz w:val="18"/>
+                <w:szCs w:val="18"/>
+                <w:lang w:val="es-MX"/>
+              </w:rPr>
+              <w:t xml:space="preserve">A la fecha</w:t>
             </w:r>
           </w:p>
         </w:tc>
@@ -603,7 +615,7 @@
                 <w:szCs w:val="18"/>
                 <w:lang w:val="es-MX"/>
               </w:rPr>
-              <w:t>Actividades Principales</w:t>
+              <w:t xml:space="preserve">Actividades Principales</w:t>
             </w:r>
           </w:p>
         </w:tc>
@@ -619,16 +631,30 @@
               <w:rPr>
                 <w:sz w:val="18"/>
                 <w:szCs w:val="20"/>
-                <w:lang w:val="es-MX"/>
-              </w:rPr>
-            </w:pPr>
-            <w:r>
-              <w:rPr>
-                <w:sz w:val="18"/>
-                <w:szCs w:val="20"/>
-                <w:lang w:val="es-MX"/>
-              </w:rPr>
-              <w:t>• Definir e implantar procesos incluyendo roles, pasos, entradas, salidas, scripts y diagramas</w:t>
+              </w:rPr>
+            </w:pPr>
+            <w:r>
+              <w:rPr>
+                <w:sz w:val="18"/>
+                <w:szCs w:val="20"/>
+              </w:rPr>
+              <w:t xml:space="preserve">•</w:t>
+            </w:r>
+            <w:proofErr w:type="gramEnd"/>
+            <w:r>
+              <w:rPr>
+                <w:sz w:val="18"/>
+                <w:szCs w:val="20"/>
+              </w:rPr>
+              <w:t xml:space="preserve"> </w:t>
+            </w:r>
+            <w:proofErr w:type="gramStart"/>
+            <w:r>
+              <w:rPr>
+                <w:sz w:val="18"/>
+                <w:szCs w:val="20"/>
+              </w:rPr>
+              <w:t xml:space="preserve">Analicé propuestas de mejora tecnológica y de procesos, participando en el levantamiento y documentación de requerimientos complejos. Coordiné labores con desarrolladores, testers y áreas de negocio, ejecuté validación funcional mediante pruebas de aceptación y seguimiento a Aseguramiento de la Calidad (QA), y mantuve comunicación directa con usuarios. También coordiné a analistas junior y garantice un entendimiento integral de los requerimientos del proyecto asignado. Apliqué liderazgo, detección de problemas y propuesta de soluciones, usando herramientas y metodologías de análisis como Design Thinking y Lenguaje Unificado de Modelado (UML), además de elaborar documentación en marcos tradicionales y ágiles.</w:t>
             </w:r>
           </w:p>
           <w:p>
@@ -638,16 +664,30 @@
               <w:jc w:val="both"/>
               <w:rPr>
                 <w:szCs w:val="22"/>
-                <w:lang w:val="es-MX"/>
-              </w:rPr>
-            </w:pPr>
-            <w:r>
-              <w:rPr>
-                <w:sz w:val="18"/>
-                <w:szCs w:val="20"/>
-                <w:lang w:val="es-MX"/>
-              </w:rPr>
-              <w:t>• Analizar requerimientos</w:t>
+              </w:rPr>
+            </w:pPr>
+            <w:r>
+              <w:rPr>
+                <w:sz w:val="18"/>
+                <w:szCs w:val="20"/>
+              </w:rPr>
+              <w:t xml:space="preserve">•</w:t>
+            </w:r>
+            <w:proofErr w:type="gramEnd"/>
+            <w:r>
+              <w:rPr>
+                <w:sz w:val="18"/>
+                <w:szCs w:val="20"/>
+              </w:rPr>
+              <w:t xml:space="preserve"> </w:t>
+            </w:r>
+            <w:proofErr w:type="gramStart"/>
+            <w:r>
+              <w:rPr>
+                <w:sz w:val="18"/>
+                <w:szCs w:val="20"/>
+              </w:rPr>
+              <w:t xml:space="preserve">Comprendo las necesidades reales mediante la aplicación de diversas técnicas de análisis.</w:t>
             </w:r>
           </w:p>
           <w:p>
@@ -657,16 +697,30 @@
               <w:jc w:val="both"/>
               <w:rPr>
                 <w:szCs w:val="22"/>
-                <w:lang w:val="es-MX"/>
-              </w:rPr>
-            </w:pPr>
-            <w:r>
-              <w:rPr>
-                <w:sz w:val="18"/>
-                <w:szCs w:val="20"/>
-                <w:lang w:val="es-MX"/>
-              </w:rPr>
-              <w:t>• Diseñar funcionalmente soluciones</w:t>
+              </w:rPr>
+            </w:pPr>
+            <w:r>
+              <w:rPr>
+                <w:sz w:val="18"/>
+                <w:szCs w:val="20"/>
+              </w:rPr>
+              <w:t xml:space="preserve">•</w:t>
+            </w:r>
+            <w:proofErr w:type="gramEnd"/>
+            <w:r>
+              <w:rPr>
+                <w:sz w:val="18"/>
+                <w:szCs w:val="20"/>
+              </w:rPr>
+              <w:t xml:space="preserve"> </w:t>
+            </w:r>
+            <w:proofErr w:type="gramStart"/>
+            <w:r>
+              <w:rPr>
+                <w:sz w:val="18"/>
+                <w:szCs w:val="20"/>
+              </w:rPr>
+              <w:t xml:space="preserve">Involucro a los stakeholders para descubrir los requerimientos funcionales, no funcionales y de transición, documentándolos de manera completa, clara, correcta, consistente, factible y libre de ambigüedad.</w:t>
             </w:r>
           </w:p>
           <w:p>
@@ -676,16 +730,30 @@
               <w:jc w:val="both"/>
               <w:rPr>
                 <w:szCs w:val="22"/>
-                <w:lang w:val="es-MX"/>
-              </w:rPr>
-            </w:pPr>
-            <w:r>
-              <w:rPr>
-                <w:sz w:val="18"/>
-                <w:szCs w:val="20"/>
-                <w:lang w:val="es-MX"/>
-              </w:rPr>
-              <w:t>• Diseñar e implementar bases de datos</w:t>
+              </w:rPr>
+            </w:pPr>
+            <w:r>
+              <w:rPr>
+                <w:sz w:val="18"/>
+                <w:szCs w:val="20"/>
+              </w:rPr>
+              <w:t xml:space="preserve">•</w:t>
+            </w:r>
+            <w:proofErr w:type="gramEnd"/>
+            <w:r>
+              <w:rPr>
+                <w:sz w:val="18"/>
+                <w:szCs w:val="20"/>
+              </w:rPr>
+              <w:t xml:space="preserve"> </w:t>
+            </w:r>
+            <w:proofErr w:type="gramStart"/>
+            <w:r>
+              <w:rPr>
+                <w:sz w:val="18"/>
+                <w:szCs w:val="20"/>
+              </w:rPr>
+              <w:t xml:space="preserve">Genero las especificaciones de los requerimientos no funcionales, describiendo las cualidades y restricciones que deben considerarse para su implementación.</w:t>
             </w:r>
           </w:p>
           <w:p>
@@ -695,16 +763,30 @@
               <w:jc w:val="both"/>
               <w:rPr>
                 <w:szCs w:val="22"/>
-                <w:lang w:val="es-MX"/>
-              </w:rPr>
-            </w:pPr>
-            <w:r>
-              <w:rPr>
-                <w:sz w:val="18"/>
-                <w:szCs w:val="20"/>
-                <w:lang w:val="es-MX"/>
-              </w:rPr>
-              <w:t>• Ajustar al PDSS</w:t>
+              </w:rPr>
+            </w:pPr>
+            <w:r>
+              <w:rPr>
+                <w:sz w:val="18"/>
+                <w:szCs w:val="20"/>
+              </w:rPr>
+              <w:t xml:space="preserve">•</w:t>
+            </w:r>
+            <w:proofErr w:type="gramEnd"/>
+            <w:r>
+              <w:rPr>
+                <w:sz w:val="18"/>
+                <w:szCs w:val="20"/>
+              </w:rPr>
+              <w:t xml:space="preserve"> </w:t>
+            </w:r>
+            <w:proofErr w:type="gramStart"/>
+            <w:r>
+              <w:rPr>
+                <w:sz w:val="18"/>
+                <w:szCs w:val="20"/>
+              </w:rPr>
+              <w:t xml:space="preserve">Identifico patrones funcionales para diseñar soluciones que se conviertan en herramientas efectivas, permitiendo a los stakeholders ejecutar sus procesos de negocio con eficacia y facilidad.</w:t>
             </w:r>
           </w:p>
           <w:p>
@@ -714,16 +796,30 @@
               <w:jc w:val="both"/>
               <w:rPr>
                 <w:szCs w:val="22"/>
-                <w:lang w:val="es-MX"/>
-              </w:rPr>
-            </w:pPr>
-            <w:r>
-              <w:rPr>
-                <w:sz w:val="18"/>
-                <w:szCs w:val="20"/>
-                <w:lang w:val="es-MX"/>
-              </w:rPr>
-              <w:t>• Revisar propuestas de solución para proyectos de desarrollo</w:t>
+              </w:rPr>
+            </w:pPr>
+            <w:r>
+              <w:rPr>
+                <w:sz w:val="18"/>
+                <w:szCs w:val="20"/>
+              </w:rPr>
+              <w:t xml:space="preserve">•</w:t>
+            </w:r>
+            <w:proofErr w:type="gramEnd"/>
+            <w:r>
+              <w:rPr>
+                <w:sz w:val="18"/>
+                <w:szCs w:val="20"/>
+              </w:rPr>
+              <w:t xml:space="preserve"> </w:t>
+            </w:r>
+            <w:proofErr w:type="gramStart"/>
+            <w:r>
+              <w:rPr>
+                <w:sz w:val="18"/>
+                <w:szCs w:val="20"/>
+              </w:rPr>
+              <w:t xml:space="preserve">Diseño la solución funcional que satisface los requerimientos de los stakeholders, junto con la estrategia de implementación necesaria para generar valor al negocio.</w:t>
             </w:r>
           </w:p>
           <w:p>
@@ -733,16 +829,30 @@
               <w:jc w:val="both"/>
               <w:rPr>
                 <w:szCs w:val="22"/>
-                <w:lang w:val="es-MX"/>
-              </w:rPr>
-            </w:pPr>
-            <w:r>
-              <w:rPr>
-                <w:sz w:val="18"/>
-                <w:szCs w:val="20"/>
-                <w:lang w:val="es-MX"/>
-              </w:rPr>
-              <w:t>• Estimar tamaño funcional y esfuerzo de proyectos</w:t>
+              </w:rPr>
+            </w:pPr>
+            <w:r>
+              <w:rPr>
+                <w:sz w:val="18"/>
+                <w:szCs w:val="20"/>
+              </w:rPr>
+              <w:t xml:space="preserve">•</w:t>
+            </w:r>
+            <w:proofErr w:type="gramEnd"/>
+            <w:r>
+              <w:rPr>
+                <w:sz w:val="18"/>
+                <w:szCs w:val="20"/>
+              </w:rPr>
+              <w:t xml:space="preserve"> </w:t>
+            </w:r>
+            <w:proofErr w:type="gramStart"/>
+            <w:r>
+              <w:rPr>
+                <w:sz w:val="18"/>
+                <w:szCs w:val="20"/>
+              </w:rPr>
+              <w:t xml:space="preserve">Aseguro la aprobación consciente de la solución por parte de los stakeholders, que cumpla los objetivos planteados y que su implementación se lleve a cabo sin percances.</w:t>
             </w:r>
           </w:p>
           <w:p>
@@ -752,16 +862,30 @@
               <w:jc w:val="both"/>
               <w:rPr>
                 <w:szCs w:val="22"/>
-                <w:lang w:val="es-MX"/>
-              </w:rPr>
-            </w:pPr>
-            <w:r>
-              <w:rPr>
-                <w:sz w:val="18"/>
-                <w:szCs w:val="20"/>
-                <w:lang w:val="es-MX"/>
-              </w:rPr>
-              <w:t>• Generar material para talleres presenciales y cursos en línea</w:t>
+              </w:rPr>
+            </w:pPr>
+            <w:r>
+              <w:rPr>
+                <w:sz w:val="18"/>
+                <w:szCs w:val="20"/>
+              </w:rPr>
+              <w:t xml:space="preserve">•</w:t>
+            </w:r>
+            <w:proofErr w:type="gramEnd"/>
+            <w:r>
+              <w:rPr>
+                <w:sz w:val="18"/>
+                <w:szCs w:val="20"/>
+              </w:rPr>
+              <w:t xml:space="preserve"> </w:t>
+            </w:r>
+            <w:proofErr w:type="gramStart"/>
+            <w:r>
+              <w:rPr>
+                <w:sz w:val="18"/>
+                <w:szCs w:val="20"/>
+              </w:rPr>
+              <w:t xml:space="preserve">Expreso los resultados del análisis y comunico claramente los requerimientos a los equipos implementadores.</w:t>
             </w:r>
           </w:p>
           <w:p>
@@ -771,16 +895,30 @@
               <w:jc w:val="both"/>
               <w:rPr>
                 <w:szCs w:val="22"/>
-                <w:lang w:val="es-MX"/>
-              </w:rPr>
-            </w:pPr>
-            <w:r>
-              <w:rPr>
-                <w:sz w:val="18"/>
-                <w:szCs w:val="20"/>
-                <w:lang w:val="es-MX"/>
-              </w:rPr>
-              <w:t>• Impartir talleres y cursos presenciales o remotos</w:t>
+              </w:rPr>
+            </w:pPr>
+            <w:r>
+              <w:rPr>
+                <w:sz w:val="18"/>
+                <w:szCs w:val="20"/>
+              </w:rPr>
+              <w:t xml:space="preserve">•</w:t>
+            </w:r>
+            <w:proofErr w:type="gramEnd"/>
+            <w:r>
+              <w:rPr>
+                <w:sz w:val="18"/>
+                <w:szCs w:val="20"/>
+              </w:rPr>
+              <w:t xml:space="preserve"> </w:t>
+            </w:r>
+            <w:proofErr w:type="gramStart"/>
+            <w:r>
+              <w:rPr>
+                <w:sz w:val="18"/>
+                <w:szCs w:val="20"/>
+              </w:rPr>
+              <w:t xml:space="preserve">Administro y doy seguimiento a los cambios de alcance durante el ciclo de vida de la solución.</w:t>
             </w:r>
           </w:p>
           <w:p>
@@ -790,16 +928,30 @@
               <w:jc w:val="both"/>
               <w:rPr>
                 <w:szCs w:val="22"/>
-                <w:lang w:val="es-MX"/>
-              </w:rPr>
-            </w:pPr>
-            <w:r>
-              <w:rPr>
-                <w:sz w:val="18"/>
-                <w:szCs w:val="20"/>
-                <w:lang w:val="es-MX"/>
-              </w:rPr>
-              <w:t>• Mantener actualizado el repositorio del PSG con información del PDSS y temas de análisis de negocio</w:t>
+              </w:rPr>
+            </w:pPr>
+            <w:r>
+              <w:rPr>
+                <w:sz w:val="18"/>
+                <w:szCs w:val="20"/>
+              </w:rPr>
+              <w:t xml:space="preserve">•</w:t>
+            </w:r>
+            <w:proofErr w:type="gramEnd"/>
+            <w:r>
+              <w:rPr>
+                <w:sz w:val="18"/>
+                <w:szCs w:val="20"/>
+              </w:rPr>
+              <w:t xml:space="preserve"> </w:t>
+            </w:r>
+            <w:proofErr w:type="gramStart"/>
+            <w:r>
+              <w:rPr>
+                <w:sz w:val="18"/>
+                <w:szCs w:val="20"/>
+              </w:rPr>
+              <w:t xml:space="preserve">Participó en el entendimiento de las capacidades tecnológicas y evalúo la viabilidad de soluciones para grandes aplicaciones. Colaboro en sesiones de trabajo con usuarios, sponsors técnicos y de negocio, donde lidero el diseño del modelo de datos y defino el patrón de diseño de pantallas de usuario. Asimismo, identifico capacidades tecnológicas y de implementación, y facilito evidencia al líder de proyecto sobre cambios de alcance, contribuyendo a negociaciones exitosas en costo y calendario.</w:t>
             </w:r>
           </w:p>
           <w:p>
@@ -809,9 +961,1500 @@
               <w:jc w:val="both"/>
               <w:rPr>
                 <w:szCs w:val="22"/>
-                <w:lang w:val="es-MX"/>
-              </w:rPr>
-            </w:pPr>
+              </w:rPr>
+            </w:pPr>
+            <w:r>
+              <w:rPr>
+                <w:sz w:val="18"/>
+                <w:szCs w:val="20"/>
+              </w:rPr>
+              <w:t xml:space="preserve">•</w:t>
+            </w:r>
+            <w:proofErr w:type="gramEnd"/>
+            <w:r>
+              <w:rPr>
+                <w:sz w:val="18"/>
+                <w:szCs w:val="20"/>
+              </w:rPr>
+              <w:t xml:space="preserve"> </w:t>
+            </w:r>
+            <w:proofErr w:type="gramStart"/>
+            <w:r>
+              <w:rPr>
+                <w:sz w:val="18"/>
+                <w:szCs w:val="20"/>
+              </w:rPr>
+              <w:t xml:space="preserve">He usado la certificación Certified Business Analysis Professional (Profesional Certificado en Análisis de Negocios (CBAP)) – Instituto Internacional de Análisis de Negocios (IIBA).</w:t>
+            </w:r>
+          </w:p>
+          <w:p>
+            <w:pPr>
+              <w:pStyle w:val="NoSpacing"/>
+              <w:ind w:left="0"/>
+              <w:jc w:val="both"/>
+              <w:rPr>
+                <w:szCs w:val="22"/>
+              </w:rPr>
+            </w:pPr>
+            <w:r>
+              <w:rPr>
+                <w:sz w:val="18"/>
+                <w:szCs w:val="20"/>
+              </w:rPr>
+              <w:t xml:space="preserve">•</w:t>
+            </w:r>
+            <w:proofErr w:type="gramEnd"/>
+            <w:r>
+              <w:rPr>
+                <w:sz w:val="18"/>
+                <w:szCs w:val="20"/>
+              </w:rPr>
+              <w:t xml:space="preserve"> </w:t>
+            </w:r>
+            <w:proofErr w:type="gramStart"/>
+            <w:r>
+              <w:rPr>
+                <w:sz w:val="18"/>
+                <w:szCs w:val="20"/>
+              </w:rPr>
+              <w:t xml:space="preserve">He usado el curso UX: Máster en Diseño Web y Experiencia de Usuario para reforzar mis habilidades en diseño UX y experiencia de usuario.</w:t>
+            </w:r>
+          </w:p>
+          <w:p>
+            <w:pPr>
+              <w:pStyle w:val="NoSpacing"/>
+              <w:ind w:left="0"/>
+              <w:jc w:val="both"/>
+              <w:rPr>
+                <w:szCs w:val="22"/>
+              </w:rPr>
+            </w:pPr>
+            <w:r>
+              <w:rPr>
+                <w:sz w:val="18"/>
+                <w:szCs w:val="20"/>
+              </w:rPr>
+              <w:t xml:space="preserve">•</w:t>
+            </w:r>
+            <w:proofErr w:type="gramEnd"/>
+            <w:r>
+              <w:rPr>
+                <w:sz w:val="18"/>
+                <w:szCs w:val="20"/>
+              </w:rPr>
+              <w:t xml:space="preserve"> </w:t>
+            </w:r>
+            <w:proofErr w:type="gramStart"/>
+            <w:r>
+              <w:rPr>
+                <w:sz w:val="18"/>
+                <w:szCs w:val="20"/>
+              </w:rPr>
+              <w:t xml:space="preserve">Participo en los siguientes procesos definidos por la metodología PDSS3 de atención de proyectos tradicionales de Softtek:</w:t>
+            </w:r>
+          </w:p>
+          <w:p>
+            <w:pPr>
+              <w:pStyle w:val="NoSpacing"/>
+              <w:ind w:left="0"/>
+              <w:jc w:val="both"/>
+              <w:rPr>
+                <w:szCs w:val="22"/>
+              </w:rPr>
+            </w:pPr>
+            <w:r>
+              <w:rPr>
+                <w:sz w:val="18"/>
+                <w:szCs w:val="20"/>
+              </w:rPr>
+              <w:t xml:space="preserve">•</w:t>
+            </w:r>
+            <w:proofErr w:type="gramEnd"/>
+            <w:r>
+              <w:rPr>
+                <w:sz w:val="18"/>
+                <w:szCs w:val="20"/>
+              </w:rPr>
+              <w:t xml:space="preserve"> </w:t>
+            </w:r>
+            <w:proofErr w:type="gramStart"/>
+            <w:r>
+              <w:rPr>
+                <w:sz w:val="18"/>
+                <w:szCs w:val="20"/>
+              </w:rPr>
+              <w:t xml:space="preserve">REQ: Encabezo las actividades de generación de los requerimientos y produzco los entregables correspondientes.</w:t>
+            </w:r>
+          </w:p>
+          <w:p>
+            <w:pPr>
+              <w:pStyle w:val="NoSpacing"/>
+              <w:ind w:left="0"/>
+              <w:jc w:val="both"/>
+              <w:rPr>
+                <w:szCs w:val="22"/>
+              </w:rPr>
+            </w:pPr>
+            <w:r>
+              <w:rPr>
+                <w:sz w:val="18"/>
+                <w:szCs w:val="20"/>
+              </w:rPr>
+              <w:t xml:space="preserve">•</w:t>
+            </w:r>
+            <w:proofErr w:type="gramEnd"/>
+            <w:r>
+              <w:rPr>
+                <w:sz w:val="18"/>
+                <w:szCs w:val="20"/>
+              </w:rPr>
+              <w:t xml:space="preserve"> </w:t>
+            </w:r>
+            <w:proofErr w:type="gramStart"/>
+            <w:r>
+              <w:rPr>
+                <w:sz w:val="18"/>
+                <w:szCs w:val="20"/>
+              </w:rPr>
+              <w:t xml:space="preserve">SFD: Encabezo las actividades de diseño funcional de la solución, asegurando la correcta generación de los entregables.</w:t>
+            </w:r>
+          </w:p>
+          <w:p>
+            <w:pPr>
+              <w:pStyle w:val="NoSpacing"/>
+              <w:ind w:left="0"/>
+              <w:jc w:val="both"/>
+              <w:rPr>
+                <w:szCs w:val="22"/>
+              </w:rPr>
+            </w:pPr>
+            <w:r>
+              <w:rPr>
+                <w:sz w:val="18"/>
+                <w:szCs w:val="20"/>
+              </w:rPr>
+              <w:t xml:space="preserve">•</w:t>
+            </w:r>
+            <w:proofErr w:type="gramEnd"/>
+            <w:r>
+              <w:rPr>
+                <w:sz w:val="18"/>
+                <w:szCs w:val="20"/>
+              </w:rPr>
+              <w:t xml:space="preserve"> </w:t>
+            </w:r>
+            <w:proofErr w:type="gramStart"/>
+            <w:r>
+              <w:rPr>
+                <w:sz w:val="18"/>
+                <w:szCs w:val="20"/>
+              </w:rPr>
+              <w:t xml:space="preserve">ARC: Proveo las entradas necesarias al proceso, principalmente los requerimientos funcionales.</w:t>
+            </w:r>
+          </w:p>
+          <w:p>
+            <w:pPr>
+              <w:pStyle w:val="NoSpacing"/>
+              <w:ind w:left="0"/>
+              <w:jc w:val="both"/>
+              <w:rPr>
+                <w:szCs w:val="22"/>
+              </w:rPr>
+            </w:pPr>
+            <w:r>
+              <w:rPr>
+                <w:sz w:val="18"/>
+                <w:szCs w:val="20"/>
+              </w:rPr>
+              <w:t xml:space="preserve">•</w:t>
+            </w:r>
+            <w:proofErr w:type="gramEnd"/>
+            <w:r>
+              <w:rPr>
+                <w:sz w:val="18"/>
+                <w:szCs w:val="20"/>
+              </w:rPr>
+              <w:t xml:space="preserve"> </w:t>
+            </w:r>
+            <w:proofErr w:type="gramStart"/>
+            <w:r>
+              <w:rPr>
+                <w:sz w:val="18"/>
+                <w:szCs w:val="20"/>
+              </w:rPr>
+              <w:t xml:space="preserve">DBI: Proveo el modelo lógico de base de datos (modelo de dominio) y las especificaciones de los componentes funcionales.</w:t>
+            </w:r>
+          </w:p>
+          <w:p>
+            <w:pPr>
+              <w:pStyle w:val="NoSpacing"/>
+              <w:ind w:left="0"/>
+              <w:jc w:val="both"/>
+              <w:rPr>
+                <w:szCs w:val="22"/>
+              </w:rPr>
+            </w:pPr>
+            <w:r>
+              <w:rPr>
+                <w:sz w:val="18"/>
+                <w:szCs w:val="20"/>
+              </w:rPr>
+              <w:t xml:space="preserve">•</w:t>
+            </w:r>
+            <w:proofErr w:type="gramEnd"/>
+            <w:r>
+              <w:rPr>
+                <w:sz w:val="18"/>
+                <w:szCs w:val="20"/>
+              </w:rPr>
+              <w:t xml:space="preserve"> </w:t>
+            </w:r>
+            <w:proofErr w:type="gramStart"/>
+            <w:r>
+              <w:rPr>
+                <w:sz w:val="18"/>
+                <w:szCs w:val="20"/>
+              </w:rPr>
+              <w:t xml:space="preserve">CIS: Proveo entradas al proceso y valido la precisión de los entregables.</w:t>
+            </w:r>
+          </w:p>
+          <w:p>
+            <w:pPr>
+              <w:pStyle w:val="NoSpacing"/>
+              <w:ind w:left="0"/>
+              <w:jc w:val="both"/>
+              <w:rPr>
+                <w:szCs w:val="22"/>
+              </w:rPr>
+            </w:pPr>
+            <w:r>
+              <w:rPr>
+                <w:sz w:val="18"/>
+                <w:szCs w:val="20"/>
+              </w:rPr>
+              <w:t xml:space="preserve">•</w:t>
+            </w:r>
+            <w:proofErr w:type="gramEnd"/>
+            <w:r>
+              <w:rPr>
+                <w:sz w:val="18"/>
+                <w:szCs w:val="20"/>
+              </w:rPr>
+              <w:t xml:space="preserve"> </w:t>
+            </w:r>
+            <w:proofErr w:type="gramStart"/>
+            <w:r>
+              <w:rPr>
+                <w:sz w:val="18"/>
+                <w:szCs w:val="20"/>
+              </w:rPr>
+              <w:t xml:space="preserve">GUI: Proveo entradas y valido la precisión del diseño de la Interfaz Gráfica de Usuario (GUI).</w:t>
+            </w:r>
+          </w:p>
+          <w:p>
+            <w:pPr>
+              <w:pStyle w:val="NoSpacing"/>
+              <w:ind w:left="0"/>
+              <w:jc w:val="both"/>
+              <w:rPr>
+                <w:szCs w:val="22"/>
+              </w:rPr>
+            </w:pPr>
+            <w:r>
+              <w:rPr>
+                <w:sz w:val="18"/>
+                <w:szCs w:val="20"/>
+              </w:rPr>
+              <w:t xml:space="preserve">•</w:t>
+            </w:r>
+            <w:proofErr w:type="gramEnd"/>
+            <w:r>
+              <w:rPr>
+                <w:sz w:val="18"/>
+                <w:szCs w:val="20"/>
+              </w:rPr>
+              <w:t xml:space="preserve"> </w:t>
+            </w:r>
+            <w:proofErr w:type="gramStart"/>
+            <w:r>
+              <w:rPr>
+                <w:sz w:val="18"/>
+                <w:szCs w:val="20"/>
+              </w:rPr>
+              <w:t xml:space="preserve">INT: Proveo las entradas necesarias para la integración de sistemas.</w:t>
+            </w:r>
+          </w:p>
+          <w:p>
+            <w:pPr>
+              <w:pStyle w:val="NoSpacing"/>
+              <w:ind w:left="0"/>
+              <w:jc w:val="both"/>
+              <w:rPr>
+                <w:szCs w:val="22"/>
+              </w:rPr>
+            </w:pPr>
+            <w:r>
+              <w:rPr>
+                <w:sz w:val="18"/>
+                <w:szCs w:val="20"/>
+              </w:rPr>
+              <w:t xml:space="preserve">•</w:t>
+            </w:r>
+            <w:proofErr w:type="gramEnd"/>
+            <w:r>
+              <w:rPr>
+                <w:sz w:val="18"/>
+                <w:szCs w:val="20"/>
+              </w:rPr>
+              <w:t xml:space="preserve"> </w:t>
+            </w:r>
+            <w:proofErr w:type="gramStart"/>
+            <w:r>
+              <w:rPr>
+                <w:sz w:val="18"/>
+                <w:szCs w:val="20"/>
+              </w:rPr>
+              <w:t xml:space="preserve">STD: Participo en las actividades de diseño de pruebas de sistema.</w:t>
+            </w:r>
+          </w:p>
+          <w:p>
+            <w:pPr>
+              <w:pStyle w:val="NoSpacing"/>
+              <w:ind w:left="0"/>
+              <w:jc w:val="both"/>
+              <w:rPr>
+                <w:szCs w:val="22"/>
+              </w:rPr>
+            </w:pPr>
+            <w:r>
+              <w:rPr>
+                <w:sz w:val="18"/>
+                <w:szCs w:val="20"/>
+              </w:rPr>
+              <w:t xml:space="preserve">•</w:t>
+            </w:r>
+            <w:proofErr w:type="gramEnd"/>
+            <w:r>
+              <w:rPr>
+                <w:sz w:val="18"/>
+                <w:szCs w:val="20"/>
+              </w:rPr>
+              <w:t xml:space="preserve"> </w:t>
+            </w:r>
+            <w:proofErr w:type="gramStart"/>
+            <w:r>
+              <w:rPr>
+                <w:sz w:val="18"/>
+                <w:szCs w:val="20"/>
+              </w:rPr>
+              <w:t xml:space="preserve">STE: Participo en la ejecución de las pruebas de sistema.</w:t>
+            </w:r>
+          </w:p>
+          <w:p>
+            <w:pPr>
+              <w:pStyle w:val="NoSpacing"/>
+              <w:ind w:left="0"/>
+              <w:jc w:val="both"/>
+              <w:rPr>
+                <w:szCs w:val="22"/>
+              </w:rPr>
+            </w:pPr>
+            <w:r>
+              <w:rPr>
+                <w:sz w:val="18"/>
+                <w:szCs w:val="20"/>
+              </w:rPr>
+              <w:t xml:space="preserve">•</w:t>
+            </w:r>
+            <w:proofErr w:type="gramEnd"/>
+            <w:r>
+              <w:rPr>
+                <w:sz w:val="18"/>
+                <w:szCs w:val="20"/>
+              </w:rPr>
+              <w:t xml:space="preserve"> </w:t>
+            </w:r>
+            <w:proofErr w:type="gramStart"/>
+            <w:r>
+              <w:rPr>
+                <w:sz w:val="18"/>
+                <w:szCs w:val="20"/>
+              </w:rPr>
+              <w:t xml:space="preserve">DOC: Proveo entradas y valido la precisión de los entregables de documentación.</w:t>
+            </w:r>
+          </w:p>
+          <w:p>
+            <w:pPr>
+              <w:pStyle w:val="NoSpacing"/>
+              <w:ind w:left="0"/>
+              <w:jc w:val="both"/>
+              <w:rPr>
+                <w:szCs w:val="22"/>
+              </w:rPr>
+            </w:pPr>
+            <w:r>
+              <w:rPr>
+                <w:sz w:val="18"/>
+                <w:szCs w:val="20"/>
+              </w:rPr>
+              <w:t xml:space="preserve">•</w:t>
+            </w:r>
+            <w:proofErr w:type="gramEnd"/>
+            <w:r>
+              <w:rPr>
+                <w:sz w:val="18"/>
+                <w:szCs w:val="20"/>
+              </w:rPr>
+              <w:t xml:space="preserve"> </w:t>
+            </w:r>
+            <w:proofErr w:type="gramStart"/>
+            <w:r>
+              <w:rPr>
+                <w:sz w:val="18"/>
+                <w:szCs w:val="20"/>
+              </w:rPr>
+              <w:t xml:space="preserve">UAT: Apoyo en las actividades de usuario según lo solicitado durante las Pruebas de Aceptación de Usuario (UAT).</w:t>
+            </w:r>
+          </w:p>
+          <w:p>
+            <w:pPr>
+              <w:pStyle w:val="NoSpacing"/>
+              <w:ind w:left="0"/>
+              <w:jc w:val="both"/>
+              <w:rPr>
+                <w:szCs w:val="22"/>
+              </w:rPr>
+            </w:pPr>
+            <w:r>
+              <w:rPr>
+                <w:sz w:val="18"/>
+                <w:szCs w:val="20"/>
+              </w:rPr>
+              <w:t xml:space="preserve">•</w:t>
+            </w:r>
+            <w:proofErr w:type="gramEnd"/>
+            <w:r>
+              <w:rPr>
+                <w:sz w:val="18"/>
+                <w:szCs w:val="20"/>
+              </w:rPr>
+              <w:t xml:space="preserve"> </w:t>
+            </w:r>
+            <w:proofErr w:type="gramStart"/>
+            <w:r>
+              <w:rPr>
+                <w:sz w:val="18"/>
+                <w:szCs w:val="20"/>
+              </w:rPr>
+              <w:t xml:space="preserve">Especialista en análisis de negocio</w:t>
+            </w:r>
+          </w:p>
+          <w:p>
+            <w:pPr>
+              <w:pStyle w:val="NoSpacing"/>
+              <w:ind w:left="0"/>
+              <w:jc w:val="both"/>
+              <w:rPr>
+                <w:szCs w:val="22"/>
+              </w:rPr>
+            </w:pPr>
+            <w:r>
+              <w:rPr>
+                <w:sz w:val="18"/>
+                <w:szCs w:val="20"/>
+              </w:rPr>
+              <w:t xml:space="preserve">•</w:t>
+            </w:r>
+            <w:proofErr w:type="gramEnd"/>
+            <w:r>
+              <w:rPr>
+                <w:sz w:val="18"/>
+                <w:szCs w:val="20"/>
+              </w:rPr>
+              <w:t xml:space="preserve"> </w:t>
+            </w:r>
+            <w:proofErr w:type="gramStart"/>
+            <w:r>
+              <w:rPr>
+                <w:sz w:val="18"/>
+                <w:szCs w:val="20"/>
+              </w:rPr>
+              <w:t xml:space="preserve">Definición de procesos, lo que incluye: roles, pasos, entradas, salidas, scripts, diagramas, herramientas, ejemplos y cualquier material adicional.</w:t>
+            </w:r>
+          </w:p>
+          <w:p>
+            <w:pPr>
+              <w:pStyle w:val="NoSpacing"/>
+              <w:ind w:left="0"/>
+              <w:jc w:val="both"/>
+              <w:rPr>
+                <w:szCs w:val="22"/>
+              </w:rPr>
+            </w:pPr>
+            <w:r>
+              <w:rPr>
+                <w:sz w:val="18"/>
+                <w:szCs w:val="20"/>
+              </w:rPr>
+              <w:t xml:space="preserve">•</w:t>
+            </w:r>
+            <w:proofErr w:type="gramEnd"/>
+            <w:r>
+              <w:rPr>
+                <w:sz w:val="18"/>
+                <w:szCs w:val="20"/>
+              </w:rPr>
+              <w:t xml:space="preserve"> </w:t>
+            </w:r>
+            <w:proofErr w:type="gramStart"/>
+            <w:r>
+              <w:rPr>
+                <w:sz w:val="18"/>
+                <w:szCs w:val="20"/>
+              </w:rPr>
+              <w:t xml:space="preserve">Análisis de requerimientos.</w:t>
+            </w:r>
+          </w:p>
+          <w:p>
+            <w:pPr>
+              <w:pStyle w:val="NoSpacing"/>
+              <w:ind w:left="0"/>
+              <w:jc w:val="both"/>
+              <w:rPr>
+                <w:szCs w:val="22"/>
+              </w:rPr>
+            </w:pPr>
+            <w:r>
+              <w:rPr>
+                <w:sz w:val="18"/>
+                <w:szCs w:val="20"/>
+              </w:rPr>
+              <w:t xml:space="preserve">•</w:t>
+            </w:r>
+            <w:proofErr w:type="gramEnd"/>
+            <w:r>
+              <w:rPr>
+                <w:sz w:val="18"/>
+                <w:szCs w:val="20"/>
+              </w:rPr>
+              <w:t xml:space="preserve"> </w:t>
+            </w:r>
+            <w:proofErr w:type="gramStart"/>
+            <w:r>
+              <w:rPr>
+                <w:sz w:val="18"/>
+                <w:szCs w:val="20"/>
+              </w:rPr>
+              <w:t xml:space="preserve">Diseño funcional.</w:t>
+            </w:r>
+          </w:p>
+          <w:p>
+            <w:pPr>
+              <w:pStyle w:val="NoSpacing"/>
+              <w:ind w:left="0"/>
+              <w:jc w:val="both"/>
+              <w:rPr>
+                <w:szCs w:val="22"/>
+              </w:rPr>
+            </w:pPr>
+            <w:r>
+              <w:rPr>
+                <w:sz w:val="18"/>
+                <w:szCs w:val="20"/>
+              </w:rPr>
+              <w:t xml:space="preserve">•</w:t>
+            </w:r>
+            <w:proofErr w:type="gramEnd"/>
+            <w:r>
+              <w:rPr>
+                <w:sz w:val="18"/>
+                <w:szCs w:val="20"/>
+              </w:rPr>
+              <w:t xml:space="preserve"> </w:t>
+            </w:r>
+            <w:proofErr w:type="gramStart"/>
+            <w:r>
+              <w:rPr>
+                <w:sz w:val="18"/>
+                <w:szCs w:val="20"/>
+              </w:rPr>
+              <w:t xml:space="preserve">Diseño e implementación de base de datos.</w:t>
+            </w:r>
+          </w:p>
+          <w:p>
+            <w:pPr>
+              <w:pStyle w:val="NoSpacing"/>
+              <w:ind w:left="0"/>
+              <w:jc w:val="both"/>
+              <w:rPr>
+                <w:szCs w:val="22"/>
+              </w:rPr>
+            </w:pPr>
+            <w:r>
+              <w:rPr>
+                <w:sz w:val="18"/>
+                <w:szCs w:val="20"/>
+              </w:rPr>
+              <w:t xml:space="preserve">•</w:t>
+            </w:r>
+            <w:proofErr w:type="gramEnd"/>
+            <w:r>
+              <w:rPr>
+                <w:sz w:val="18"/>
+                <w:szCs w:val="20"/>
+              </w:rPr>
+              <w:t xml:space="preserve"> </w:t>
+            </w:r>
+            <w:proofErr w:type="gramStart"/>
+            <w:r>
+              <w:rPr>
+                <w:sz w:val="18"/>
+                <w:szCs w:val="20"/>
+              </w:rPr>
+              <w:t xml:space="preserve">Ajuste al PDSS.</w:t>
+            </w:r>
+          </w:p>
+          <w:p>
+            <w:pPr>
+              <w:pStyle w:val="NoSpacing"/>
+              <w:ind w:left="0"/>
+              <w:jc w:val="both"/>
+              <w:rPr>
+                <w:szCs w:val="22"/>
+              </w:rPr>
+            </w:pPr>
+            <w:r>
+              <w:rPr>
+                <w:sz w:val="18"/>
+                <w:szCs w:val="20"/>
+              </w:rPr>
+              <w:t xml:space="preserve">•</w:t>
+            </w:r>
+            <w:proofErr w:type="gramEnd"/>
+            <w:r>
+              <w:rPr>
+                <w:sz w:val="18"/>
+                <w:szCs w:val="20"/>
+              </w:rPr>
+              <w:t xml:space="preserve"> </w:t>
+            </w:r>
+            <w:proofErr w:type="gramStart"/>
+            <w:r>
+              <w:rPr>
+                <w:sz w:val="18"/>
+                <w:szCs w:val="20"/>
+              </w:rPr>
+              <w:t xml:space="preserve">Definición de procesos.</w:t>
+            </w:r>
+          </w:p>
+          <w:p>
+            <w:pPr>
+              <w:pStyle w:val="NoSpacing"/>
+              <w:ind w:left="0"/>
+              <w:jc w:val="both"/>
+              <w:rPr>
+                <w:szCs w:val="22"/>
+              </w:rPr>
+            </w:pPr>
+            <w:r>
+              <w:rPr>
+                <w:sz w:val="18"/>
+                <w:szCs w:val="20"/>
+              </w:rPr>
+              <w:t xml:space="preserve">•</w:t>
+            </w:r>
+            <w:proofErr w:type="gramEnd"/>
+            <w:r>
+              <w:rPr>
+                <w:sz w:val="18"/>
+                <w:szCs w:val="20"/>
+              </w:rPr>
+              <w:t xml:space="preserve"> </w:t>
+            </w:r>
+            <w:proofErr w:type="gramStart"/>
+            <w:r>
+              <w:rPr>
+                <w:sz w:val="18"/>
+                <w:szCs w:val="20"/>
+              </w:rPr>
+              <w:t xml:space="preserve">Mejoras a procesos.</w:t>
+            </w:r>
+          </w:p>
+          <w:p>
+            <w:pPr>
+              <w:pStyle w:val="NoSpacing"/>
+              <w:ind w:left="0"/>
+              <w:jc w:val="both"/>
+              <w:rPr>
+                <w:szCs w:val="22"/>
+              </w:rPr>
+            </w:pPr>
+            <w:r>
+              <w:rPr>
+                <w:sz w:val="18"/>
+                <w:szCs w:val="20"/>
+              </w:rPr>
+              <w:t xml:space="preserve">•</w:t>
+            </w:r>
+            <w:proofErr w:type="gramEnd"/>
+            <w:r>
+              <w:rPr>
+                <w:sz w:val="18"/>
+                <w:szCs w:val="20"/>
+              </w:rPr>
+              <w:t xml:space="preserve"> </w:t>
+            </w:r>
+            <w:proofErr w:type="gramStart"/>
+            <w:r>
+              <w:rPr>
+                <w:sz w:val="18"/>
+                <w:szCs w:val="20"/>
+              </w:rPr>
+              <w:t xml:space="preserve">Revisión de propuestas de solución para el desarrollo de proyectos.</w:t>
+            </w:r>
+          </w:p>
+          <w:p>
+            <w:pPr>
+              <w:pStyle w:val="NoSpacing"/>
+              <w:ind w:left="0"/>
+              <w:jc w:val="both"/>
+              <w:rPr>
+                <w:szCs w:val="22"/>
+              </w:rPr>
+            </w:pPr>
+            <w:r>
+              <w:rPr>
+                <w:sz w:val="18"/>
+                <w:szCs w:val="20"/>
+              </w:rPr>
+              <w:t xml:space="preserve">•</w:t>
+            </w:r>
+            <w:proofErr w:type="gramEnd"/>
+            <w:r>
+              <w:rPr>
+                <w:sz w:val="18"/>
+                <w:szCs w:val="20"/>
+              </w:rPr>
+              <w:t xml:space="preserve"> </w:t>
+            </w:r>
+            <w:proofErr w:type="gramStart"/>
+            <w:r>
+              <w:rPr>
+                <w:sz w:val="18"/>
+                <w:szCs w:val="20"/>
+              </w:rPr>
+              <w:t xml:space="preserve">Estimación de tamaño funcional y esfuerzo para proyectos de desarrollo de aplicaciones nuevas.</w:t>
+            </w:r>
+          </w:p>
+          <w:p>
+            <w:pPr>
+              <w:pStyle w:val="NoSpacing"/>
+              <w:ind w:left="0"/>
+              <w:jc w:val="both"/>
+              <w:rPr>
+                <w:szCs w:val="22"/>
+              </w:rPr>
+            </w:pPr>
+            <w:r>
+              <w:rPr>
+                <w:sz w:val="18"/>
+                <w:szCs w:val="20"/>
+              </w:rPr>
+              <w:t xml:space="preserve">•</w:t>
+            </w:r>
+            <w:proofErr w:type="gramEnd"/>
+            <w:r>
+              <w:rPr>
+                <w:sz w:val="18"/>
+                <w:szCs w:val="20"/>
+              </w:rPr>
+              <w:t xml:space="preserve"> </w:t>
+            </w:r>
+            <w:proofErr w:type="gramStart"/>
+            <w:r>
+              <w:rPr>
+                <w:sz w:val="18"/>
+                <w:szCs w:val="20"/>
+              </w:rPr>
+              <w:t xml:space="preserve">Estimación esfuerzo para proyectos de desarrollo de mantenimientos.</w:t>
+            </w:r>
+          </w:p>
+          <w:p>
+            <w:pPr>
+              <w:pStyle w:val="NoSpacing"/>
+              <w:ind w:left="0"/>
+              <w:jc w:val="both"/>
+              <w:rPr>
+                <w:szCs w:val="22"/>
+              </w:rPr>
+            </w:pPr>
+            <w:r>
+              <w:rPr>
+                <w:sz w:val="18"/>
+                <w:szCs w:val="20"/>
+              </w:rPr>
+              <w:t xml:space="preserve">•</w:t>
+            </w:r>
+            <w:proofErr w:type="gramEnd"/>
+            <w:r>
+              <w:rPr>
+                <w:sz w:val="18"/>
+                <w:szCs w:val="20"/>
+              </w:rPr>
+              <w:t xml:space="preserve"> </w:t>
+            </w:r>
+            <w:proofErr w:type="gramStart"/>
+            <w:r>
+              <w:rPr>
+                <w:sz w:val="18"/>
+                <w:szCs w:val="20"/>
+              </w:rPr>
+              <w:t xml:space="preserve">Generación de material para talleres presenciales, que incluyen: lectura(s) previas, examen de prerrequisito, presentación(es), documentación, prácticas, examen final: Taller de análisis de negocio para principiantes. Taller de análisis de negocio para intermedios. Taller del método de medición del tamaño funcional COSMIC. Taller de introducción a SQL (Lenguaje para gestión y consulta de bases de datos relacionales) para desarrolladores. Taller de introducción a SQL (Lenguaje para gestión y consulta de bases de datos relacionales) para testers.</w:t>
+            </w:r>
+          </w:p>
+          <w:p>
+            <w:pPr>
+              <w:pStyle w:val="NoSpacing"/>
+              <w:ind w:left="0"/>
+              <w:jc w:val="both"/>
+              <w:rPr>
+                <w:szCs w:val="22"/>
+              </w:rPr>
+            </w:pPr>
+            <w:r>
+              <w:rPr>
+                <w:sz w:val="18"/>
+                <w:szCs w:val="20"/>
+              </w:rPr>
+              <w:t xml:space="preserve">•</w:t>
+            </w:r>
+            <w:proofErr w:type="gramEnd"/>
+            <w:r>
+              <w:rPr>
+                <w:sz w:val="18"/>
+                <w:szCs w:val="20"/>
+              </w:rPr>
+              <w:t xml:space="preserve"> </w:t>
+            </w:r>
+            <w:proofErr w:type="gramStart"/>
+            <w:r>
+              <w:rPr>
+                <w:sz w:val="18"/>
+                <w:szCs w:val="20"/>
+              </w:rPr>
+              <w:t xml:space="preserve">Generación de material para cursos en línea, que incluyen: lectura(s), presentación(es), audiovisuales, prácticas, exámenes.</w:t>
+            </w:r>
+          </w:p>
+          <w:p>
+            <w:pPr>
+              <w:pStyle w:val="NoSpacing"/>
+              <w:ind w:left="0"/>
+              <w:jc w:val="both"/>
+              <w:rPr>
+                <w:szCs w:val="22"/>
+              </w:rPr>
+            </w:pPr>
+            <w:r>
+              <w:rPr>
+                <w:sz w:val="18"/>
+                <w:szCs w:val="20"/>
+              </w:rPr>
+              <w:t xml:space="preserve">•</w:t>
+            </w:r>
+            <w:proofErr w:type="gramEnd"/>
+            <w:r>
+              <w:rPr>
+                <w:sz w:val="18"/>
+                <w:szCs w:val="20"/>
+              </w:rPr>
+              <w:t xml:space="preserve"> </w:t>
+            </w:r>
+            <w:proofErr w:type="gramStart"/>
+            <w:r>
+              <w:rPr>
+                <w:sz w:val="18"/>
+                <w:szCs w:val="20"/>
+              </w:rPr>
+              <w:t xml:space="preserve">Impartición de los cursos presenciales o remotos (nueva normalidad), a demanda de los diferentes proyectos y cuentas; en promedio se imparten 6 talleres por año.</w:t>
+            </w:r>
+          </w:p>
+          <w:p>
+            <w:pPr>
+              <w:pStyle w:val="NoSpacing"/>
+              <w:ind w:left="0"/>
+              <w:jc w:val="both"/>
+              <w:rPr>
+                <w:szCs w:val="22"/>
+              </w:rPr>
+            </w:pPr>
+            <w:r>
+              <w:rPr>
+                <w:sz w:val="18"/>
+                <w:szCs w:val="20"/>
+              </w:rPr>
+              <w:t xml:space="preserve">•</w:t>
+            </w:r>
+            <w:proofErr w:type="gramEnd"/>
+            <w:r>
+              <w:rPr>
+                <w:sz w:val="18"/>
+                <w:szCs w:val="20"/>
+              </w:rPr>
+              <w:t xml:space="preserve"> </w:t>
+            </w:r>
+            <w:proofErr w:type="gramStart"/>
+            <w:r>
+              <w:rPr>
+                <w:sz w:val="18"/>
+                <w:szCs w:val="20"/>
+              </w:rPr>
+              <w:t xml:space="preserve">Realizar evaluación técnica de candidatos para su asignación a los diferentes proyectos y cuentas, a través de generar exámenes en línea, y entrevistas presenciales: Analista de negocio, Líder Funcional, DBA, Desarrollador (SQL (Lenguaje para gestión y consulta de bases de datos relacionales)).</w:t>
+            </w:r>
+          </w:p>
+          <w:p>
+            <w:pPr>
+              <w:pStyle w:val="NoSpacing"/>
+              <w:ind w:left="0"/>
+              <w:jc w:val="both"/>
+              <w:rPr>
+                <w:szCs w:val="22"/>
+              </w:rPr>
+            </w:pPr>
+            <w:r>
+              <w:rPr>
+                <w:sz w:val="18"/>
+                <w:szCs w:val="20"/>
+              </w:rPr>
+              <w:t xml:space="preserve">•</w:t>
+            </w:r>
+            <w:proofErr w:type="gramEnd"/>
+            <w:r>
+              <w:rPr>
+                <w:sz w:val="18"/>
+                <w:szCs w:val="20"/>
+              </w:rPr>
+              <w:t xml:space="preserve"> </w:t>
+            </w:r>
+            <w:proofErr w:type="gramStart"/>
+            <w:r>
+              <w:rPr>
+                <w:sz w:val="18"/>
+                <w:szCs w:val="20"/>
+              </w:rPr>
+              <w:t xml:space="preserve">Seguimiento a analistas de negocio y líderes funcionales de las diferentes cuentas respecto a su plan de capacitación, soporte en sus tareas en proyectos, apoyo en situaciones especiales para medir e impulsar su crecimiento profesional de principiante a intermedio y de intermedio a avanzado.</w:t>
+            </w:r>
+          </w:p>
+          <w:p>
+            <w:pPr>
+              <w:pStyle w:val="NoSpacing"/>
+              <w:ind w:left="0"/>
+              <w:jc w:val="both"/>
+              <w:rPr>
+                <w:szCs w:val="22"/>
+              </w:rPr>
+            </w:pPr>
+            <w:r>
+              <w:rPr>
+                <w:sz w:val="18"/>
+                <w:szCs w:val="20"/>
+              </w:rPr>
+              <w:t xml:space="preserve">•</w:t>
+            </w:r>
+            <w:proofErr w:type="gramEnd"/>
+            <w:r>
+              <w:rPr>
+                <w:sz w:val="18"/>
+                <w:szCs w:val="20"/>
+              </w:rPr>
+              <w:t xml:space="preserve"> </w:t>
+            </w:r>
+            <w:proofErr w:type="gramStart"/>
+            <w:r>
+              <w:rPr>
+                <w:sz w:val="18"/>
+                <w:szCs w:val="20"/>
+              </w:rPr>
+              <w:t xml:space="preserve">Mantener actualizado el repositorio del PSG con información del PDSS y temas de análisis de negocio principalmente.</w:t>
+            </w:r>
+          </w:p>
+          <w:p>
+            <w:pPr>
+              <w:pStyle w:val="NoSpacing"/>
+              <w:ind w:left="0"/>
+              <w:jc w:val="both"/>
+              <w:rPr>
+                <w:szCs w:val="22"/>
+              </w:rPr>
+            </w:pPr>
+            <w:r>
+              <w:rPr>
+                <w:sz w:val="18"/>
+                <w:szCs w:val="20"/>
+              </w:rPr>
+              <w:t xml:space="preserve">•</w:t>
+            </w:r>
+            <w:proofErr w:type="gramEnd"/>
+            <w:r>
+              <w:rPr>
+                <w:sz w:val="18"/>
+                <w:szCs w:val="20"/>
+              </w:rPr>
+              <w:t xml:space="preserve"> </w:t>
+            </w:r>
+            <w:proofErr w:type="gramStart"/>
+            <w:r>
+              <w:rPr>
+                <w:sz w:val="18"/>
+                <w:szCs w:val="20"/>
+              </w:rPr>
+              <w:t xml:space="preserve">Revisión funcional de las propuestas de solución para el desarrollo de proyectos.</w:t>
+            </w:r>
+          </w:p>
+          <w:p>
+            <w:pPr>
+              <w:pStyle w:val="NoSpacing"/>
+              <w:ind w:left="0"/>
+              <w:jc w:val="both"/>
+              <w:rPr>
+                <w:szCs w:val="22"/>
+              </w:rPr>
+            </w:pPr>
+            <w:r>
+              <w:rPr>
+                <w:sz w:val="18"/>
+                <w:szCs w:val="20"/>
+              </w:rPr>
+              <w:t xml:space="preserve">•</w:t>
+            </w:r>
+            <w:proofErr w:type="gramEnd"/>
+            <w:r>
+              <w:rPr>
+                <w:sz w:val="18"/>
+                <w:szCs w:val="20"/>
+              </w:rPr>
+              <w:t xml:space="preserve"> </w:t>
+            </w:r>
+            <w:proofErr w:type="gramStart"/>
+            <w:r>
+              <w:rPr>
+                <w:sz w:val="18"/>
+                <w:szCs w:val="20"/>
+              </w:rPr>
+              <w:t xml:space="preserve">Líder Funcional en proyectos: Definición e implantación del proceso de gestión y desarrollo de requerimientos; Definición e implantación del proceso de administración de cambios; Control del alcance del proyecto; Negociaciones con los stakeholders; Estrategia de trabajo en células y entregas parciales; Colaboración en la generación del plan de pruebas; Colaboración en la definición e implantación del proceso de administración de la configuración; Entrevistas a candidatos al rol de analista de negocio; Despliegue de iniciativas y procesos definidos con los equipos de analistas y otros líderes funcionales.</w:t>
+            </w:r>
+          </w:p>
+          <w:p>
+            <w:pPr>
+              <w:pStyle w:val="NoSpacing"/>
+              <w:ind w:left="0"/>
+              <w:jc w:val="both"/>
+              <w:rPr>
+                <w:szCs w:val="22"/>
+              </w:rPr>
+            </w:pPr>
+            <w:r>
+              <w:rPr>
+                <w:sz w:val="18"/>
+                <w:szCs w:val="20"/>
+              </w:rPr>
+              <w:t xml:space="preserve">•</w:t>
+            </w:r>
+            <w:proofErr w:type="gramEnd"/>
+            <w:r>
+              <w:rPr>
+                <w:sz w:val="18"/>
+                <w:szCs w:val="20"/>
+              </w:rPr>
+              <w:t xml:space="preserve"> </w:t>
+            </w:r>
+            <w:proofErr w:type="gramStart"/>
+            <w:r>
+              <w:rPr>
+                <w:sz w:val="18"/>
+                <w:szCs w:val="20"/>
+              </w:rPr>
+              <w:t xml:space="preserve">Analista de negocios: Entrevistas y talleres de requerimientos con usuarios de negocio; Obtención de requerimientos funcionales y no funcionales; Análisis de la situación actual; Bosquejo de la solución propuesta: Diagrama de procesos To-Be; Bosquejo de prototipos de pantallas para la solución, de los módulos correspondientes; Generación de casos de uso e historias de usuario; Generación de especificaciones funcionales; Administración del repositorio de reglas de negocio, repositorio de mensajes, inventario de actores, glosario de términos del proyecto; Administración del Modelo de Dominio del proyecto, diagrama de contexto; Diseño del modelo lógico de datos para la aplicación; Verificación de los productos del análisis y entrega al equipo de desarrollo; Administración de la estrategia de pruebas para el proyecto.</w:t>
+            </w:r>
+          </w:p>
+          <w:p>
+            <w:pPr>
+              <w:pStyle w:val="NoSpacing"/>
+              <w:ind w:left="0"/>
+              <w:jc w:val="both"/>
+              <w:rPr>
+                <w:szCs w:val="22"/>
+              </w:rPr>
+            </w:pPr>
+            <w:r>
+              <w:rPr>
+                <w:sz w:val="18"/>
+                <w:szCs w:val="20"/>
+              </w:rPr>
+              <w:t xml:space="preserve">•</w:t>
+            </w:r>
+            <w:proofErr w:type="gramEnd"/>
+            <w:r>
+              <w:rPr>
+                <w:sz w:val="18"/>
+                <w:szCs w:val="20"/>
+              </w:rPr>
+              <w:t xml:space="preserve"> </w:t>
+            </w:r>
+            <w:proofErr w:type="gramStart"/>
+            <w:r>
+              <w:rPr>
+                <w:sz w:val="18"/>
+                <w:szCs w:val="20"/>
+              </w:rPr>
+              <w:t xml:space="preserve">Proxy product owner: Colaborar con el PO (Propietario del Producto (Product Owner)) de la siguiente manera: Trabajar en la administración y mantenimiento del Product Backlog; Mantener la visión y objetivos del producto; Contribuir en la alineación de objetivos y metas del proyecto con los objetivos generales de la organización; Mantener una comunicación efectiva con los stakeholders asegurando que sus expectativas estén siendo consideradas en el desarrollo; Asegurar la coherencia entre productos y equipos; Participar e influir en la toma de decisiones sobre la dirección estratégica de la organización en relación con el proyecto; Contribuir en la definición y seguimiento de métricas o indicadores del progreso del proyecto; Establecer estándares de excelencia y disrupción en calidad y productividad; Impulsar la innovación y la transformación en la productividad, calidad y mejora continua.</w:t>
+            </w:r>
+          </w:p>
+          <w:p>
+            <w:pPr>
+              <w:pStyle w:val="NoSpacing"/>
+              <w:ind w:left="0"/>
+              <w:jc w:val="both"/>
+              <w:rPr>
+                <w:szCs w:val="22"/>
+              </w:rPr>
+            </w:pPr>
+            <w:r>
+              <w:rPr>
+                <w:sz w:val="18"/>
+                <w:szCs w:val="20"/>
+              </w:rPr>
+              <w:t xml:space="preserve">•</w:t>
+            </w:r>
+            <w:proofErr w:type="gramEnd"/>
+            <w:r>
+              <w:rPr>
+                <w:sz w:val="18"/>
+                <w:szCs w:val="20"/>
+              </w:rPr>
+              <w:t xml:space="preserve"> </w:t>
+            </w:r>
+            <w:proofErr w:type="gramStart"/>
+            <w:r>
+              <w:rPr>
+                <w:sz w:val="18"/>
+                <w:szCs w:val="20"/>
+              </w:rPr>
+              <w:t xml:space="preserve">Definición de estándares y lineamientos para los objetos de base de datos</w:t>
+            </w:r>
+          </w:p>
+          <w:p>
+            <w:pPr>
+              <w:pStyle w:val="NoSpacing"/>
+              <w:ind w:left="0"/>
+              <w:jc w:val="both"/>
+              <w:rPr>
+                <w:szCs w:val="22"/>
+              </w:rPr>
+            </w:pPr>
+            <w:r>
+              <w:rPr>
+                <w:sz w:val="18"/>
+                <w:szCs w:val="20"/>
+              </w:rPr>
+              <w:t xml:space="preserve">•</w:t>
+            </w:r>
+            <w:proofErr w:type="gramEnd"/>
+            <w:r>
+              <w:rPr>
+                <w:sz w:val="18"/>
+                <w:szCs w:val="20"/>
+              </w:rPr>
+              <w:t xml:space="preserve"> </w:t>
+            </w:r>
+            <w:proofErr w:type="gramStart"/>
+            <w:r>
+              <w:rPr>
+                <w:sz w:val="18"/>
+                <w:szCs w:val="20"/>
+              </w:rPr>
+              <w:t xml:space="preserve">Optimización de consultas y stored procedures</w:t>
+            </w:r>
+          </w:p>
+          <w:p>
+            <w:pPr>
+              <w:pStyle w:val="NoSpacing"/>
+              <w:ind w:left="0"/>
+              <w:jc w:val="both"/>
+              <w:rPr>
+                <w:szCs w:val="22"/>
+              </w:rPr>
+            </w:pPr>
+            <w:r>
+              <w:rPr>
+                <w:sz w:val="18"/>
+                <w:szCs w:val="20"/>
+              </w:rPr>
+              <w:t xml:space="preserve">•</w:t>
+            </w:r>
+            <w:proofErr w:type="gramEnd"/>
+            <w:r>
+              <w:rPr>
+                <w:sz w:val="18"/>
+                <w:szCs w:val="20"/>
+              </w:rPr>
+              <w:t xml:space="preserve"> </w:t>
+            </w:r>
+            <w:proofErr w:type="gramStart"/>
+            <w:r>
+              <w:rPr>
+                <w:sz w:val="18"/>
+                <w:szCs w:val="20"/>
+              </w:rPr>
+              <w:t xml:space="preserve">Análisis y diseño de base de datos de la aplicación a ser migrada</w:t>
+            </w:r>
+          </w:p>
+          <w:p>
+            <w:pPr>
+              <w:pStyle w:val="NoSpacing"/>
+              <w:ind w:left="0"/>
+              <w:jc w:val="both"/>
+              <w:rPr>
+                <w:szCs w:val="22"/>
+              </w:rPr>
+            </w:pPr>
+            <w:r>
+              <w:rPr>
+                <w:sz w:val="18"/>
+                <w:szCs w:val="20"/>
+              </w:rPr>
+              <w:t xml:space="preserve">•</w:t>
+            </w:r>
+            <w:proofErr w:type="gramEnd"/>
+            <w:r>
+              <w:rPr>
+                <w:sz w:val="18"/>
+                <w:szCs w:val="20"/>
+              </w:rPr>
+              <w:t xml:space="preserve"> </w:t>
+            </w:r>
+            <w:proofErr w:type="gramStart"/>
+            <w:r>
+              <w:rPr>
+                <w:sz w:val="18"/>
+                <w:szCs w:val="20"/>
+              </w:rPr>
+              <w:t xml:space="preserve">Análisis de estadísticas de la base de datos</w:t>
+            </w:r>
+          </w:p>
+          <w:p>
+            <w:pPr>
+              <w:pStyle w:val="NoSpacing"/>
+              <w:ind w:left="0"/>
+              <w:jc w:val="both"/>
+              <w:rPr>
+                <w:szCs w:val="22"/>
+              </w:rPr>
+            </w:pPr>
+            <w:r>
+              <w:rPr>
+                <w:sz w:val="18"/>
+                <w:szCs w:val="20"/>
+              </w:rPr>
+              <w:t xml:space="preserve">•</w:t>
+            </w:r>
+            <w:proofErr w:type="gramEnd"/>
+            <w:r>
+              <w:rPr>
+                <w:sz w:val="18"/>
+                <w:szCs w:val="20"/>
+              </w:rPr>
+              <w:t xml:space="preserve"> </w:t>
+            </w:r>
+            <w:proofErr w:type="gramStart"/>
+            <w:r>
+              <w:rPr>
+                <w:sz w:val="18"/>
+                <w:szCs w:val="20"/>
+              </w:rPr>
+              <w:t xml:space="preserve">Definición de procesos para sincronización de versiones de base de datos entre ambientes (desarrollo, pruebas, qa, producción)</w:t>
+            </w:r>
+          </w:p>
+          <w:p>
+            <w:pPr>
+              <w:pStyle w:val="NoSpacing"/>
+              <w:ind w:left="0"/>
+              <w:jc w:val="both"/>
+              <w:rPr>
+                <w:szCs w:val="22"/>
+              </w:rPr>
+            </w:pPr>
+            <w:r>
+              <w:rPr>
+                <w:sz w:val="18"/>
+                <w:szCs w:val="20"/>
+              </w:rPr>
+              <w:t xml:space="preserve">•</w:t>
+            </w:r>
+            <w:proofErr w:type="gramEnd"/>
+            <w:r>
+              <w:rPr>
+                <w:sz w:val="18"/>
+                <w:szCs w:val="20"/>
+              </w:rPr>
+              <w:t xml:space="preserve"> </w:t>
+            </w:r>
+            <w:proofErr w:type="gramStart"/>
+            <w:r>
+              <w:rPr>
+                <w:sz w:val="18"/>
+                <w:szCs w:val="20"/>
+              </w:rPr>
+              <w:t xml:space="preserve">Identificación de consultas costosas</w:t>
+            </w:r>
+          </w:p>
+          <w:p>
+            <w:pPr>
+              <w:pStyle w:val="NoSpacing"/>
+              <w:ind w:left="0"/>
+              <w:jc w:val="both"/>
+              <w:rPr>
+                <w:szCs w:val="22"/>
+              </w:rPr>
+            </w:pPr>
+            <w:r>
+              <w:rPr>
+                <w:sz w:val="18"/>
+                <w:szCs w:val="20"/>
+              </w:rPr>
+              <w:t xml:space="preserve">•</w:t>
+            </w:r>
+            <w:proofErr w:type="gramEnd"/>
+            <w:r>
+              <w:rPr>
+                <w:sz w:val="18"/>
+                <w:szCs w:val="20"/>
+              </w:rPr>
+              <w:t xml:space="preserve"> </w:t>
+            </w:r>
+            <w:proofErr w:type="gramStart"/>
+            <w:r>
+              <w:rPr>
+                <w:sz w:val="18"/>
+                <w:szCs w:val="20"/>
+              </w:rPr>
+              <w:t xml:space="preserve">Identificación de índices en desuso</w:t>
+            </w:r>
+          </w:p>
+          <w:p>
+            <w:pPr>
+              <w:pStyle w:val="NoSpacing"/>
+              <w:ind w:left="0"/>
+              <w:jc w:val="both"/>
+              <w:rPr>
+                <w:szCs w:val="22"/>
+              </w:rPr>
+            </w:pPr>
+            <w:r>
+              <w:rPr>
+                <w:sz w:val="18"/>
+                <w:szCs w:val="20"/>
+              </w:rPr>
+              <w:t xml:space="preserve">•</w:t>
+            </w:r>
+            <w:proofErr w:type="gramEnd"/>
+            <w:r>
+              <w:rPr>
+                <w:sz w:val="18"/>
+                <w:szCs w:val="20"/>
+              </w:rPr>
+              <w:t xml:space="preserve"> </w:t>
+            </w:r>
+            <w:proofErr w:type="gramStart"/>
+            <w:r>
+              <w:rPr>
+                <w:sz w:val="18"/>
+                <w:szCs w:val="20"/>
+              </w:rPr>
+              <w:t xml:space="preserve">Identificación de índices a crear y borrar para optimización de la aplicación</w:t>
+            </w:r>
+          </w:p>
+          <w:p>
+            <w:pPr>
+              <w:pStyle w:val="NoSpacing"/>
+              <w:ind w:left="0"/>
+              <w:jc w:val="both"/>
+              <w:rPr>
+                <w:szCs w:val="22"/>
+              </w:rPr>
+            </w:pPr>
+            <w:r>
+              <w:rPr>
+                <w:sz w:val="18"/>
+                <w:szCs w:val="20"/>
+              </w:rPr>
+              <w:t xml:space="preserve">•</w:t>
+            </w:r>
+            <w:proofErr w:type="gramEnd"/>
+            <w:r>
+              <w:rPr>
+                <w:sz w:val="18"/>
+                <w:szCs w:val="20"/>
+              </w:rPr>
+              <w:t xml:space="preserve"> </w:t>
+            </w:r>
+            <w:proofErr w:type="gramStart"/>
+            <w:r>
+              <w:rPr>
+                <w:sz w:val="18"/>
+                <w:szCs w:val="20"/>
+              </w:rPr>
+              <w:t xml:space="preserve">Análisis de parámetros de configuración del servidor de base de datos</w:t>
+            </w:r>
+          </w:p>
+          <w:p>
+            <w:pPr>
+              <w:pStyle w:val="NoSpacing"/>
+              <w:ind w:left="0"/>
+              <w:jc w:val="both"/>
+              <w:rPr>
+                <w:szCs w:val="22"/>
+              </w:rPr>
+            </w:pPr>
+            <w:r>
+              <w:rPr>
+                <w:sz w:val="18"/>
+                <w:szCs w:val="20"/>
+              </w:rPr>
+              <w:t xml:space="preserve">•</w:t>
+            </w:r>
+            <w:proofErr w:type="gramEnd"/>
+            <w:r>
+              <w:rPr>
+                <w:sz w:val="18"/>
+                <w:szCs w:val="20"/>
+              </w:rPr>
+              <w:t xml:space="preserve"> </w:t>
+            </w:r>
+            <w:proofErr w:type="gramStart"/>
+            <w:r>
+              <w:rPr>
+                <w:sz w:val="18"/>
+                <w:szCs w:val="20"/>
+              </w:rPr>
+              <w:t xml:space="preserve">Herramientas: SQL Server (Motor de base de datos para consultas y validaciones), Erwin 7</w:t>
+            </w:r>
+          </w:p>
+          <w:p>
+            <w:pPr>
+              <w:pStyle w:val="NoSpacing"/>
+              <w:ind w:left="0"/>
+              <w:jc w:val="both"/>
+              <w:rPr>
+                <w:szCs w:val="22"/>
+              </w:rPr>
+            </w:pPr>
+            <w:r>
+              <w:rPr>
+                <w:sz w:val="18"/>
+                <w:szCs w:val="20"/>
+              </w:rPr>
+              <w:t xml:space="preserve"/>
+            </w:r>
           </w:p>
         </w:tc>
       </w:tr>
@@ -824,6 +2467,1553 @@
           <w:sz w:val="18"/>
           <w:szCs w:val="18"/>
           <w:lang w:val="es-419"/>
+        </w:rPr>
+      </w:pPr>
+      <w:r>
+        <w:rPr>
+          <w:rFonts w:ascii="Arial" w:hAnsi="Arial" w:cs="Arial"/>
+          <w:bCs/>
+          <w:sz w:val="18"/>
+          <w:szCs w:val="18"/>
+          <w:lang w:val="es-419"/>
+        </w:rPr>
+        <w:t xml:space="preserve"/>
+      </w:r>
+      <w:proofErr w:type="gramEnd"/>
+    </w:p>
+    <w:tbl>
+      <w:tblPr>
+        <w:tblW w:w="0" w:type="auto"/>
+        <w:tblInd w:w="-75" w:type="dxa"/>
+        <w:tblBorders>
+          <w:top w:val="single" w:sz="4" w:space="0" w:color="auto"/>
+          <w:left w:val="single" w:sz="4" w:space="0" w:color="auto"/>
+          <w:bottom w:val="single" w:sz="4" w:space="0" w:color="auto"/>
+          <w:right w:val="single" w:sz="4" w:space="0" w:color="auto"/>
+          <w:insideH w:val="single" w:sz="4" w:space="0" w:color="auto"/>
+          <w:insideV w:val="single" w:sz="4" w:space="0" w:color="auto"/>
+        </w:tblBorders>
+        <w:tblLayout w:type="fixed"/>
+        <w:tblCellMar>
+          <w:left w:w="105" w:type="dxa"/>
+          <w:right w:w="105" w:type="dxa"/>
+        </w:tblCellMar>
+        <w:tblLook w:val="0000" w:firstRow="0" w:lastRow="0" w:firstColumn="0" w:lastColumn="0" w:noHBand="0" w:noVBand="0"/>
+      </w:tblPr>
+      <w:tblGrid>
+        <w:gridCol w:w="2472"/>
+        <w:gridCol w:w="2472"/>
+        <w:gridCol w:w="2472"/>
+        <w:gridCol w:w="2475"/>
+      </w:tblGrid>
+      <w:tr>
+        <w:tc>
+          <w:tcPr>
+            <w:tcW w:w="2472" w:type="dxa"/>
+          </w:tcPr>
+          <w:p>
+            <w:pPr>
+              <w:rPr>
+                <w:rFonts w:ascii="Arial" w:hAnsi="Arial" w:cs="Arial"/>
+                <w:b/>
+                <w:sz w:val="18"/>
+                <w:szCs w:val="18"/>
+                <w:lang w:val="es-MX"/>
+              </w:rPr>
+            </w:pPr>
+            <w:r>
+              <w:rPr>
+                <w:rFonts w:ascii="Arial" w:hAnsi="Arial" w:cs="Arial"/>
+                <w:b/>
+                <w:sz w:val="18"/>
+                <w:szCs w:val="18"/>
+                <w:lang w:val="es-MX"/>
+              </w:rPr>
+              <w:t xml:space="preserve">Empresa</w:t>
+            </w:r>
+          </w:p>
+          <w:p>
+            <w:pPr>
+              <w:rPr>
+                <w:rFonts w:ascii="Arial" w:hAnsi="Arial" w:cs="Arial"/>
+                <w:color w:val="0070C0"/>
+                <w:sz w:val="18"/>
+                <w:szCs w:val="18"/>
+                <w:lang w:val="es-MX"/>
+              </w:rPr>
+            </w:pPr>
+            <w:proofErr w:type="gramStart"/>
+            <w:r>
+              <w:rPr>
+                <w:rFonts w:ascii="Arial" w:hAnsi="Arial" w:cs="Arial"/>
+                <w:sz w:val="18"/>
+                <w:szCs w:val="18"/>
+                <w:lang w:val="es-MX"/>
+              </w:rPr>
+              <w:t xml:space="preserve">Softtek-Megacable</w:t>
+            </w:r>
+          </w:p>
+        </w:tc>
+        <w:tc>
+          <w:tcPr>
+            <w:tcW w:w="2472" w:type="dxa"/>
+          </w:tcPr>
+          <w:p>
+            <w:pPr>
+              <w:rPr>
+                <w:rFonts w:ascii="Arial" w:hAnsi="Arial" w:cs="Arial"/>
+                <w:b/>
+                <w:sz w:val="18"/>
+                <w:szCs w:val="18"/>
+                <w:lang w:val="es-MX"/>
+              </w:rPr>
+            </w:pPr>
+            <w:r>
+              <w:rPr>
+                <w:rFonts w:ascii="Arial" w:hAnsi="Arial" w:cs="Arial"/>
+                <w:b/>
+                <w:sz w:val="18"/>
+                <w:szCs w:val="18"/>
+                <w:lang w:val="es-MX"/>
+              </w:rPr>
+              <w:t xml:space="preserve">Puesto</w:t>
+            </w:r>
+          </w:p>
+          <w:p>
+            <w:pPr>
+              <w:rPr>
+                <w:rFonts w:ascii="Arial" w:hAnsi="Arial" w:cs="Arial"/>
+                <w:bCs/>
+                <w:sz w:val="18"/>
+                <w:szCs w:val="18"/>
+                <w:lang w:val="es-MX"/>
+              </w:rPr>
+            </w:pPr>
+            <w:proofErr w:type="gramStart"/>
+            <w:r>
+              <w:rPr>
+                <w:rFonts w:ascii="Arial" w:hAnsi="Arial" w:cs="Arial"/>
+                <w:sz w:val="18"/>
+                <w:szCs w:val="18"/>
+                <w:lang w:val="es-MX"/>
+              </w:rPr>
+              <w:t xml:space="preserve">Diseñador de Base de Datos</w:t>
+            </w:r>
+          </w:p>
+        </w:tc>
+        <w:tc>
+          <w:tcPr>
+            <w:tcW w:w="2472" w:type="dxa"/>
+          </w:tcPr>
+          <w:p>
+            <w:pPr>
+              <w:rPr>
+                <w:rFonts w:ascii="Arial" w:hAnsi="Arial" w:cs="Arial"/>
+                <w:b/>
+                <w:sz w:val="18"/>
+                <w:szCs w:val="18"/>
+                <w:lang w:val="es-MX"/>
+              </w:rPr>
+            </w:pPr>
+            <w:r>
+              <w:rPr>
+                <w:rFonts w:ascii="Arial" w:hAnsi="Arial" w:cs="Arial"/>
+                <w:b/>
+                <w:sz w:val="18"/>
+                <w:szCs w:val="18"/>
+                <w:lang w:val="es-MX"/>
+              </w:rPr>
+              <w:t xml:space="preserve">Desde:</w:t>
+            </w:r>
+          </w:p>
+          <w:p>
+            <w:pPr>
+              <w:rPr>
+                <w:rFonts w:ascii="Arial" w:hAnsi="Arial" w:cs="Arial"/>
+                <w:bCs/>
+                <w:sz w:val="18"/>
+                <w:szCs w:val="18"/>
+                <w:lang w:val="es-MX"/>
+              </w:rPr>
+            </w:pPr>
+            <w:proofErr w:type="gramStart"/>
+            <w:r>
+              <w:rPr>
+                <w:rFonts w:ascii="Arial" w:hAnsi="Arial" w:cs="Arial"/>
+                <w:sz w:val="18"/>
+                <w:szCs w:val="18"/>
+                <w:lang w:val="es-MX"/>
+              </w:rPr>
+              <w:t xml:space="preserve">1 junio 2015</w:t>
+            </w:r>
+          </w:p>
+        </w:tc>
+        <w:tc>
+          <w:tcPr>
+            <w:tcW w:w="2475" w:type="dxa"/>
+          </w:tcPr>
+          <w:p>
+            <w:pPr>
+              <w:pStyle w:val="Heading2"/>
+              <w:rPr>
+                <w:bCs w:val="0"/>
+                <w:szCs w:val="18"/>
+                <w:lang w:val="es-MX"/>
+              </w:rPr>
+            </w:pPr>
+            <w:r>
+              <w:rPr>
+                <w:bCs w:val="0"/>
+                <w:szCs w:val="18"/>
+                <w:lang w:val="es-MX"/>
+              </w:rPr>
+              <w:t xml:space="preserve">Hasta: </w:t>
+            </w:r>
+          </w:p>
+          <w:p>
+            <w:pPr>
+              <w:rPr>
+                <w:rFonts w:ascii="Arial" w:hAnsi="Arial" w:cs="Arial"/>
+                <w:sz w:val="18"/>
+                <w:szCs w:val="18"/>
+                <w:lang w:val="es-MX"/>
+              </w:rPr>
+            </w:pPr>
+            <w:proofErr w:type="gramStart"/>
+            <w:r>
+              <w:rPr>
+                <w:rFonts w:ascii="Arial" w:hAnsi="Arial" w:cs="Arial"/>
+                <w:sz w:val="18"/>
+                <w:szCs w:val="18"/>
+                <w:lang w:val="es-MX"/>
+              </w:rPr>
+              <w:t xml:space="preserve">30 noviembre 2015</w:t>
+            </w:r>
+          </w:p>
+        </w:tc>
+      </w:tr>
+    </w:tbl>
+    <w:p>
+      <w:pPr>
+        <w:rPr>
+          <w:rFonts w:ascii="Arial" w:hAnsi="Arial" w:cs="Arial"/>
+          <w:bCs/>
+          <w:sz w:val="18"/>
+          <w:szCs w:val="18"/>
+          <w:lang w:val="en-US"/>
+        </w:rPr>
+      </w:pPr>
+    </w:p>
+    <w:tbl>
+      <w:tblPr>
+        <w:tblW w:w="0" w:type="auto"/>
+        <w:tblInd w:w="-75" w:type="dxa"/>
+        <w:tblBorders>
+          <w:top w:val="single" w:sz="4" w:space="0" w:color="auto"/>
+          <w:left w:val="single" w:sz="4" w:space="0" w:color="auto"/>
+          <w:bottom w:val="single" w:sz="4" w:space="0" w:color="auto"/>
+          <w:right w:val="single" w:sz="4" w:space="0" w:color="auto"/>
+          <w:insideH w:val="single" w:sz="4" w:space="0" w:color="auto"/>
+          <w:insideV w:val="single" w:sz="4" w:space="0" w:color="auto"/>
+        </w:tblBorders>
+        <w:tblLayout w:type="fixed"/>
+        <w:tblCellMar>
+          <w:left w:w="105" w:type="dxa"/>
+          <w:right w:w="105" w:type="dxa"/>
+        </w:tblCellMar>
+        <w:tblLook w:val="0000" w:firstRow="0" w:lastRow="0" w:firstColumn="0" w:lastColumn="0" w:noHBand="0" w:noVBand="0"/>
+      </w:tblPr>
+      <w:tblGrid>
+        <w:gridCol w:w="2070"/>
+        <w:gridCol w:w="7821"/>
+      </w:tblGrid>
+      <w:tr>
+        <w:tc>
+          <w:tcPr>
+            <w:tcW w:w="2070" w:type="dxa"/>
+          </w:tcPr>
+          <w:p>
+            <w:pPr>
+              <w:rPr>
+                <w:rFonts w:ascii="Arial" w:hAnsi="Arial" w:cs="Arial"/>
+                <w:b/>
+                <w:bCs/>
+                <w:sz w:val="18"/>
+                <w:szCs w:val="18"/>
+              </w:rPr>
+            </w:pPr>
+            <w:r>
+              <w:rPr>
+                <w:rFonts w:ascii="Arial" w:hAnsi="Arial" w:cs="Arial"/>
+                <w:b/>
+                <w:bCs/>
+                <w:sz w:val="18"/>
+                <w:szCs w:val="18"/>
+                <w:lang w:val="es-MX"/>
+              </w:rPr>
+              <w:t xml:space="preserve">Actividades Principales</w:t>
+            </w:r>
+          </w:p>
+        </w:tc>
+        <w:tc>
+          <w:tcPr>
+            <w:tcW w:w="7821" w:type="dxa"/>
+          </w:tcPr>
+          <w:p>
+            <w:pPr>
+              <w:pStyle w:val="NoSpacing"/>
+              <w:ind w:left="0"/>
+              <w:jc w:val="both"/>
+              <w:rPr>
+                <w:sz w:val="18"/>
+                <w:szCs w:val="20"/>
+              </w:rPr>
+            </w:pPr>
+            <w:r>
+              <w:rPr>
+                <w:sz w:val="18"/>
+                <w:szCs w:val="20"/>
+              </w:rPr>
+              <w:t xml:space="preserve">•</w:t>
+            </w:r>
+            <w:proofErr w:type="gramEnd"/>
+            <w:r>
+              <w:rPr>
+                <w:sz w:val="18"/>
+                <w:szCs w:val="20"/>
+              </w:rPr>
+              <w:t xml:space="preserve"> </w:t>
+            </w:r>
+            <w:proofErr w:type="gramStart"/>
+            <w:r>
+              <w:rPr>
+                <w:sz w:val="18"/>
+                <w:szCs w:val="20"/>
+              </w:rPr>
+              <w:t xml:space="preserve">Definición de estándares y lineamientos para los objetos de base de datos</w:t>
+            </w:r>
+          </w:p>
+          <w:p>
+            <w:pPr>
+              <w:pStyle w:val="NoSpacing"/>
+              <w:ind w:left="0"/>
+              <w:jc w:val="both"/>
+              <w:rPr>
+                <w:szCs w:val="22"/>
+              </w:rPr>
+            </w:pPr>
+            <w:r>
+              <w:rPr>
+                <w:sz w:val="18"/>
+                <w:szCs w:val="20"/>
+              </w:rPr>
+              <w:t xml:space="preserve">•</w:t>
+            </w:r>
+            <w:proofErr w:type="gramEnd"/>
+            <w:r>
+              <w:rPr>
+                <w:sz w:val="18"/>
+                <w:szCs w:val="20"/>
+              </w:rPr>
+              <w:t xml:space="preserve"> </w:t>
+            </w:r>
+            <w:proofErr w:type="gramStart"/>
+            <w:r>
+              <w:rPr>
+                <w:sz w:val="18"/>
+                <w:szCs w:val="20"/>
+              </w:rPr>
+              <w:t xml:space="preserve">Optimización de consultas y stored procedures</w:t>
+            </w:r>
+          </w:p>
+          <w:p>
+            <w:pPr>
+              <w:pStyle w:val="NoSpacing"/>
+              <w:ind w:left="0"/>
+              <w:jc w:val="both"/>
+              <w:rPr>
+                <w:szCs w:val="22"/>
+              </w:rPr>
+            </w:pPr>
+            <w:r>
+              <w:rPr>
+                <w:sz w:val="18"/>
+                <w:szCs w:val="20"/>
+              </w:rPr>
+              <w:t xml:space="preserve">•</w:t>
+            </w:r>
+            <w:proofErr w:type="gramEnd"/>
+            <w:r>
+              <w:rPr>
+                <w:sz w:val="18"/>
+                <w:szCs w:val="20"/>
+              </w:rPr>
+              <w:t xml:space="preserve"> </w:t>
+            </w:r>
+            <w:proofErr w:type="gramStart"/>
+            <w:r>
+              <w:rPr>
+                <w:sz w:val="18"/>
+                <w:szCs w:val="20"/>
+              </w:rPr>
+              <w:t xml:space="preserve">Análisis y diseño de base de datos de la aplicación a ser migrada</w:t>
+            </w:r>
+          </w:p>
+          <w:p>
+            <w:pPr>
+              <w:pStyle w:val="NoSpacing"/>
+              <w:ind w:left="0"/>
+              <w:jc w:val="both"/>
+              <w:rPr>
+                <w:szCs w:val="22"/>
+              </w:rPr>
+            </w:pPr>
+            <w:r>
+              <w:rPr>
+                <w:sz w:val="18"/>
+                <w:szCs w:val="20"/>
+              </w:rPr>
+              <w:t xml:space="preserve">•</w:t>
+            </w:r>
+            <w:proofErr w:type="gramEnd"/>
+            <w:r>
+              <w:rPr>
+                <w:sz w:val="18"/>
+                <w:szCs w:val="20"/>
+              </w:rPr>
+              <w:t xml:space="preserve"> </w:t>
+            </w:r>
+            <w:proofErr w:type="gramStart"/>
+            <w:r>
+              <w:rPr>
+                <w:sz w:val="18"/>
+                <w:szCs w:val="20"/>
+              </w:rPr>
+              <w:t xml:space="preserve">Análisis de estadísticas de la base de datos</w:t>
+            </w:r>
+          </w:p>
+          <w:p>
+            <w:pPr>
+              <w:pStyle w:val="NoSpacing"/>
+              <w:ind w:left="0"/>
+              <w:jc w:val="both"/>
+              <w:rPr>
+                <w:szCs w:val="22"/>
+              </w:rPr>
+            </w:pPr>
+            <w:r>
+              <w:rPr>
+                <w:sz w:val="18"/>
+                <w:szCs w:val="20"/>
+              </w:rPr>
+              <w:t xml:space="preserve">•</w:t>
+            </w:r>
+            <w:proofErr w:type="gramEnd"/>
+            <w:r>
+              <w:rPr>
+                <w:sz w:val="18"/>
+                <w:szCs w:val="20"/>
+              </w:rPr>
+              <w:t xml:space="preserve"> </w:t>
+            </w:r>
+            <w:proofErr w:type="gramStart"/>
+            <w:r>
+              <w:rPr>
+                <w:sz w:val="18"/>
+                <w:szCs w:val="20"/>
+              </w:rPr>
+              <w:t xml:space="preserve">Definición de procesos para sincronización de versiones de base de datos entre ambientes (desarrollo, pruebas, qa, producción)</w:t>
+            </w:r>
+          </w:p>
+          <w:p>
+            <w:pPr>
+              <w:pStyle w:val="NoSpacing"/>
+              <w:ind w:left="0"/>
+              <w:jc w:val="both"/>
+              <w:rPr>
+                <w:szCs w:val="22"/>
+              </w:rPr>
+            </w:pPr>
+            <w:r>
+              <w:rPr>
+                <w:sz w:val="18"/>
+                <w:szCs w:val="20"/>
+              </w:rPr>
+              <w:t xml:space="preserve">•</w:t>
+            </w:r>
+            <w:proofErr w:type="gramEnd"/>
+            <w:r>
+              <w:rPr>
+                <w:sz w:val="18"/>
+                <w:szCs w:val="20"/>
+              </w:rPr>
+              <w:t xml:space="preserve"> </w:t>
+            </w:r>
+            <w:proofErr w:type="gramStart"/>
+            <w:r>
+              <w:rPr>
+                <w:sz w:val="18"/>
+                <w:szCs w:val="20"/>
+              </w:rPr>
+              <w:t xml:space="preserve">Identificación de consultas costosas</w:t>
+            </w:r>
+          </w:p>
+          <w:p>
+            <w:pPr>
+              <w:pStyle w:val="NoSpacing"/>
+              <w:ind w:left="0"/>
+              <w:jc w:val="both"/>
+              <w:rPr>
+                <w:szCs w:val="22"/>
+              </w:rPr>
+            </w:pPr>
+            <w:r>
+              <w:rPr>
+                <w:sz w:val="18"/>
+                <w:szCs w:val="20"/>
+              </w:rPr>
+              <w:t xml:space="preserve">•</w:t>
+            </w:r>
+            <w:proofErr w:type="gramEnd"/>
+            <w:r>
+              <w:rPr>
+                <w:sz w:val="18"/>
+                <w:szCs w:val="20"/>
+              </w:rPr>
+              <w:t xml:space="preserve"> </w:t>
+            </w:r>
+            <w:proofErr w:type="gramStart"/>
+            <w:r>
+              <w:rPr>
+                <w:sz w:val="18"/>
+                <w:szCs w:val="20"/>
+              </w:rPr>
+              <w:t xml:space="preserve">Identificación de índices en desuso</w:t>
+            </w:r>
+          </w:p>
+          <w:p>
+            <w:pPr>
+              <w:pStyle w:val="NoSpacing"/>
+              <w:ind w:left="0"/>
+              <w:jc w:val="both"/>
+              <w:rPr>
+                <w:szCs w:val="22"/>
+              </w:rPr>
+            </w:pPr>
+            <w:r>
+              <w:rPr>
+                <w:sz w:val="18"/>
+                <w:szCs w:val="20"/>
+              </w:rPr>
+              <w:t xml:space="preserve">•</w:t>
+            </w:r>
+            <w:proofErr w:type="gramEnd"/>
+            <w:r>
+              <w:rPr>
+                <w:sz w:val="18"/>
+                <w:szCs w:val="20"/>
+              </w:rPr>
+              <w:t xml:space="preserve"> </w:t>
+            </w:r>
+            <w:proofErr w:type="gramStart"/>
+            <w:r>
+              <w:rPr>
+                <w:sz w:val="18"/>
+                <w:szCs w:val="20"/>
+              </w:rPr>
+              <w:t xml:space="preserve">Identificación de índices a crear y borrar para optimización de la aplicación</w:t>
+            </w:r>
+          </w:p>
+          <w:p>
+            <w:pPr>
+              <w:pStyle w:val="NoSpacing"/>
+              <w:ind w:left="0"/>
+              <w:jc w:val="both"/>
+              <w:rPr>
+                <w:szCs w:val="22"/>
+              </w:rPr>
+            </w:pPr>
+            <w:r>
+              <w:rPr>
+                <w:sz w:val="18"/>
+                <w:szCs w:val="20"/>
+              </w:rPr>
+              <w:t xml:space="preserve">•</w:t>
+            </w:r>
+            <w:proofErr w:type="gramEnd"/>
+            <w:r>
+              <w:rPr>
+                <w:sz w:val="18"/>
+                <w:szCs w:val="20"/>
+              </w:rPr>
+              <w:t xml:space="preserve"> </w:t>
+            </w:r>
+            <w:proofErr w:type="gramStart"/>
+            <w:r>
+              <w:rPr>
+                <w:sz w:val="18"/>
+                <w:szCs w:val="20"/>
+              </w:rPr>
+              <w:t xml:space="preserve">Análisis de parámetros de configuración del servidor de base de datos</w:t>
+            </w:r>
+          </w:p>
+          <w:p>
+            <w:pPr>
+              <w:pStyle w:val="NoSpacing"/>
+              <w:ind w:left="0"/>
+              <w:jc w:val="both"/>
+              <w:rPr>
+                <w:szCs w:val="22"/>
+              </w:rPr>
+            </w:pPr>
+            <w:r>
+              <w:rPr>
+                <w:sz w:val="18"/>
+                <w:szCs w:val="20"/>
+              </w:rPr>
+              <w:t xml:space="preserve">•</w:t>
+            </w:r>
+            <w:proofErr w:type="gramEnd"/>
+            <w:r>
+              <w:rPr>
+                <w:sz w:val="18"/>
+                <w:szCs w:val="20"/>
+              </w:rPr>
+              <w:t xml:space="preserve"> </w:t>
+            </w:r>
+            <w:proofErr w:type="gramStart"/>
+            <w:r>
+              <w:rPr>
+                <w:sz w:val="18"/>
+                <w:szCs w:val="20"/>
+              </w:rPr>
+              <w:t xml:space="preserve">Herramientas: SQL Server (Motor de base de datos para consultas y validaciones), Erwin 7</w:t>
+            </w:r>
+          </w:p>
+          <w:p>
+            <w:pPr>
+              <w:pStyle w:val="NoSpacing"/>
+              <w:ind w:left="0"/>
+              <w:jc w:val="both"/>
+              <w:rPr>
+                <w:szCs w:val="22"/>
+              </w:rPr>
+            </w:pPr>
+            <w:r>
+              <w:rPr>
+                <w:sz w:val="18"/>
+                <w:szCs w:val="20"/>
+              </w:rPr>
+              <w:t xml:space="preserve"/>
+            </w:r>
+          </w:p>
+        </w:tc>
+      </w:tr>
+    </w:tbl>
+    <w:p>
+      <w:pPr>
+        <w:rPr>
+          <w:rFonts w:ascii="Arial" w:hAnsi="Arial" w:cs="Arial"/>
+          <w:bCs/>
+          <w:sz w:val="18"/>
+          <w:szCs w:val="18"/>
+          <w:lang w:val="es-419"/>
+        </w:rPr>
+      </w:pPr>
+      <w:r>
+        <w:rPr>
+          <w:rFonts w:ascii="Arial" w:hAnsi="Arial" w:cs="Arial"/>
+          <w:bCs/>
+          <w:sz w:val="18"/>
+          <w:szCs w:val="18"/>
+          <w:lang w:val="es-419"/>
+        </w:rPr>
+        <w:t xml:space="preserve"/>
+      </w:r>
+      <w:r>
+        <w:rPr>
+          <w:rFonts w:ascii="Arial" w:hAnsi="Arial" w:cs="Arial"/>
+          <w:bCs/>
+          <w:sz w:val="18"/>
+          <w:szCs w:val="18"/>
+          <w:lang w:val="es-MX"/>
+        </w:rPr>
+        <w:t xml:space="preserve"/>
+      </w:r>
+    </w:p>
+    <w:p>
+      <w:pPr>
+        <w:jc w:val="both"/>
+        <w:rPr>
+          <w:rFonts w:ascii="Arial" w:hAnsi="Arial" w:cs="Arial"/>
+          <w:bCs/>
+          <w:sz w:val="18"/>
+          <w:szCs w:val="18"/>
+          <w:lang w:val="en-US"/>
+        </w:rPr>
+      </w:pPr>
+    </w:p>
+    <w:p>
+      <w:pPr>
+        <w:rPr>
+          <w:rFonts w:ascii="Arial" w:hAnsi="Arial" w:cs="Arial"/>
+          <w:b/>
+          <w:sz w:val="18"/>
+          <w:szCs w:val="18"/>
+          <w:u w:val="single"/>
+        </w:rPr>
+      </w:pPr>
+      <w:r>
+        <w:rPr>
+          <w:rFonts w:ascii="Arial" w:hAnsi="Arial" w:cs="Arial"/>
+          <w:b/>
+          <w:sz w:val="18"/>
+          <w:szCs w:val="18"/>
+          <w:u w:val="single"/>
+        </w:rPr>
+        <w:t xml:space="preserve">HERRAMIENTAS </w:t>
+      </w:r>
+      <w:r>
+        <w:rPr>
+          <w:rFonts w:ascii="Arial" w:hAnsi="Arial" w:cs="Arial"/>
+          <w:b/>
+          <w:sz w:val="18"/>
+          <w:szCs w:val="18"/>
+          <w:u w:val="single"/>
+        </w:rPr>
+        <w:t xml:space="preserve">UTILIZADAS EN EL DESEMPEÑO DE SUS FUNCIONES</w:t>
+      </w:r>
+    </w:p>
+    <w:p>
+      <w:pPr>
+        <w:rPr>
+          <w:rFonts w:ascii="Arial" w:hAnsi="Arial" w:cs="Arial"/>
+          <w:b/>
+          <w:sz w:val="18"/>
+          <w:szCs w:val="18"/>
+          <w:u w:val="single"/>
+        </w:rPr>
+      </w:pPr>
+    </w:p>
+    <w:tbl>
+      <w:tblPr>
+        <w:tblW w:w="0" w:type="auto"/>
+        <w:tblInd w:w="-72" w:type="dxa"/>
+        <w:tblBorders>
+          <w:top w:val="single" w:sz="4" w:space="0" w:color="auto"/>
+          <w:left w:val="single" w:sz="4" w:space="0" w:color="auto"/>
+          <w:bottom w:val="single" w:sz="4" w:space="0" w:color="auto"/>
+          <w:right w:val="single" w:sz="4" w:space="0" w:color="auto"/>
+          <w:insideH w:val="single" w:sz="4" w:space="0" w:color="auto"/>
+          <w:insideV w:val="single" w:sz="4" w:space="0" w:color="auto"/>
+        </w:tblBorders>
+        <w:tblLook w:val="0000" w:firstRow="0" w:lastRow="0" w:firstColumn="0" w:lastColumn="0" w:noHBand="0" w:noVBand="0"/>
+      </w:tblPr>
+      <w:tblGrid>
+        <w:gridCol w:w="9850"/>
+      </w:tblGrid>
+      <w:tr>
+        <w:trPr>
+          <w:trHeight w:val="300"/>
+        </w:trPr>
+        <w:tc>
+          <w:tcPr>
+            <w:tcW w:w="9850" w:type="dxa"/>
+          </w:tcPr>
+          <w:p>
+            <w:pPr>
+              <w:rPr>
+                <w:rFonts w:ascii="Arial" w:hAnsi="Arial" w:cs="Arial"/>
+                <w:bCs/>
+                <w:sz w:val="18"/>
+                <w:szCs w:val="18"/>
+                <w:lang w:val="en-US"/>
+              </w:rPr>
+            </w:pPr>
+            <w:r>
+              <w:rPr>
+                <w:rFonts w:ascii="Arial" w:hAnsi="Arial" w:cs="Arial"/>
+                <w:bCs/>
+                <w:sz w:val="18"/>
+                <w:szCs w:val="18"/>
+                <w:lang w:val="es-MX"/>
+              </w:rPr>
+              <w:t xml:space="preserve">- </w:t>
+            </w:r>
+            <w:proofErr w:type="gramStart"/>
+            <w:r>
+              <w:rPr>
+                <w:rFonts w:ascii="Arial" w:hAnsi="Arial" w:cs="Arial"/>
+                <w:bCs/>
+                <w:sz w:val="18"/>
+                <w:szCs w:val="18"/>
+                <w:lang w:val="es-MX"/>
+              </w:rPr>
+              <w:t xml:space="preserve">Certified Business Analysis Professional (CBAP®) – IIBA</w:t>
+            </w:r>
+          </w:p>
+        </w:tc>
+      </w:tr>
+      <w:tr>
+        <w:trPr>
+          <w:trHeight w:val="300"/>
+        </w:trPr>
+        <w:tc>
+          <w:tcPr>
+            <w:tcW w:w="9850" w:type="dxa"/>
+          </w:tcPr>
+          <w:p>
+            <w:pPr>
+              <w:rPr>
+                <w:rFonts w:ascii="Arial" w:hAnsi="Arial" w:cs="Arial"/>
+                <w:bCs/>
+                <w:sz w:val="18"/>
+                <w:szCs w:val="18"/>
+                <w:lang w:val="en-US"/>
+              </w:rPr>
+            </w:pPr>
+            <w:r>
+              <w:rPr>
+                <w:rFonts w:ascii="Arial" w:hAnsi="Arial" w:cs="Arial"/>
+                <w:bCs/>
+                <w:sz w:val="18"/>
+                <w:szCs w:val="18"/>
+                <w:lang w:val="es-MX"/>
+              </w:rPr>
+              <w:t xml:space="preserve">- </w:t>
+            </w:r>
+            <w:proofErr w:type="gramStart"/>
+            <w:r>
+              <w:rPr>
+                <w:rFonts w:ascii="Arial" w:hAnsi="Arial" w:cs="Arial"/>
+                <w:bCs/>
+                <w:sz w:val="18"/>
+                <w:szCs w:val="18"/>
+                <w:lang w:val="es-MX"/>
+              </w:rPr>
+              <w:t xml:space="preserve">UX: Máster en Diseño Web y Experiencia de Usuario</w:t>
+            </w:r>
+          </w:p>
+        </w:tc>
+      </w:tr>
+      <w:tr>
+        <w:trPr>
+          <w:trHeight w:val="300"/>
+        </w:trPr>
+        <w:tc>
+          <w:tcPr>
+            <w:tcW w:w="9850" w:type="dxa"/>
+          </w:tcPr>
+          <w:p>
+            <w:pPr>
+              <w:rPr>
+                <w:rFonts w:ascii="Arial" w:hAnsi="Arial" w:cs="Arial"/>
+                <w:sz w:val="18"/>
+                <w:szCs w:val="18"/>
+                <w:lang w:val="es-MX"/>
+              </w:rPr>
+            </w:pPr>
+            <w:r>
+              <w:rPr>
+                <w:rFonts w:ascii="Arial" w:hAnsi="Arial" w:cs="Arial"/>
+                <w:bCs/>
+                <w:sz w:val="18"/>
+                <w:szCs w:val="18"/>
+                <w:lang w:val="es-MX"/>
+              </w:rPr>
+              <w:t xml:space="preserve">- </w:t>
+            </w:r>
+            <w:proofErr w:type="gramStart"/>
+            <w:r>
+              <w:rPr>
+                <w:rFonts w:ascii="Arial" w:hAnsi="Arial" w:cs="Arial"/>
+                <w:bCs/>
+                <w:sz w:val="18"/>
+                <w:szCs w:val="18"/>
+                <w:lang w:val="es-MX"/>
+              </w:rPr>
+              <w:t xml:space="preserve">Microsoft Excel</w:t>
+            </w:r>
+          </w:p>
+        </w:tc>
+      </w:tr>
+      <w:tr>
+        <w:trPr>
+          <w:trHeight w:val="300"/>
+        </w:trPr>
+        <w:tc>
+          <w:tcPr>
+            <w:tcW w:w="9850" w:type="dxa"/>
+          </w:tcPr>
+          <w:p>
+            <w:pPr>
+              <w:rPr>
+                <w:rFonts w:ascii="Arial" w:hAnsi="Arial" w:cs="Arial"/>
+                <w:sz w:val="18"/>
+                <w:szCs w:val="18"/>
+                <w:lang w:val="es-MX"/>
+              </w:rPr>
+            </w:pPr>
+            <w:r>
+              <w:rPr>
+                <w:rFonts w:ascii="Arial" w:hAnsi="Arial" w:cs="Arial"/>
+                <w:bCs/>
+                <w:sz w:val="18"/>
+                <w:szCs w:val="18"/>
+                <w:lang w:val="es-MX"/>
+              </w:rPr>
+              <w:t xml:space="preserve">- </w:t>
+            </w:r>
+            <w:proofErr w:type="gramStart"/>
+            <w:r>
+              <w:rPr>
+                <w:rFonts w:ascii="Arial" w:hAnsi="Arial" w:cs="Arial"/>
+                <w:bCs/>
+                <w:sz w:val="18"/>
+                <w:szCs w:val="18"/>
+                <w:lang w:val="es-MX"/>
+              </w:rPr>
+              <w:t xml:space="preserve">Word</w:t>
+            </w:r>
+          </w:p>
+        </w:tc>
+      </w:tr>
+      <w:tr>
+        <w:trPr>
+          <w:trHeight w:val="300"/>
+        </w:trPr>
+        <w:tc>
+          <w:tcPr>
+            <w:tcW w:w="9850" w:type="dxa"/>
+          </w:tcPr>
+          <w:p>
+            <w:pPr>
+              <w:rPr>
+                <w:rFonts w:ascii="Arial" w:hAnsi="Arial" w:cs="Arial"/>
+                <w:sz w:val="18"/>
+                <w:szCs w:val="18"/>
+                <w:lang w:val="es-MX"/>
+              </w:rPr>
+            </w:pPr>
+            <w:r>
+              <w:rPr>
+                <w:rFonts w:ascii="Arial" w:hAnsi="Arial" w:cs="Arial"/>
+                <w:bCs/>
+                <w:sz w:val="18"/>
+                <w:szCs w:val="18"/>
+                <w:lang w:val="es-MX"/>
+              </w:rPr>
+              <w:t xml:space="preserve">- </w:t>
+            </w:r>
+            <w:proofErr w:type="gramStart"/>
+            <w:r>
+              <w:rPr>
+                <w:rFonts w:ascii="Arial" w:hAnsi="Arial" w:cs="Arial"/>
+                <w:bCs/>
+                <w:sz w:val="18"/>
+                <w:szCs w:val="18"/>
+                <w:lang w:val="es-MX"/>
+              </w:rPr>
+              <w:t xml:space="preserve">Power Point</w:t>
+            </w:r>
+          </w:p>
+        </w:tc>
+      </w:tr>
+      <w:tr>
+        <w:trPr>
+          <w:trHeight w:val="300"/>
+        </w:trPr>
+        <w:tc>
+          <w:tcPr>
+            <w:tcW w:w="9850" w:type="dxa"/>
+          </w:tcPr>
+          <w:p>
+            <w:pPr>
+              <w:rPr>
+                <w:rFonts w:ascii="Arial" w:hAnsi="Arial" w:cs="Arial"/>
+                <w:sz w:val="18"/>
+                <w:szCs w:val="18"/>
+                <w:lang w:val="es-MX"/>
+              </w:rPr>
+            </w:pPr>
+            <w:r>
+              <w:rPr>
+                <w:rFonts w:ascii="Arial" w:hAnsi="Arial" w:cs="Arial"/>
+                <w:bCs/>
+                <w:sz w:val="18"/>
+                <w:szCs w:val="18"/>
+                <w:lang w:val="es-MX"/>
+              </w:rPr>
+              <w:t xml:space="preserve">- </w:t>
+            </w:r>
+            <w:proofErr w:type="gramStart"/>
+            <w:r>
+              <w:rPr>
+                <w:rFonts w:ascii="Arial" w:hAnsi="Arial" w:cs="Arial"/>
+                <w:bCs/>
+                <w:sz w:val="18"/>
+                <w:szCs w:val="18"/>
+                <w:lang w:val="es-MX"/>
+              </w:rPr>
+              <w:t xml:space="preserve">Visio</w:t>
+            </w:r>
+          </w:p>
+        </w:tc>
+      </w:tr>
+      <w:tr>
+        <w:trPr>
+          <w:trHeight w:val="300"/>
+        </w:trPr>
+        <w:tc>
+          <w:tcPr>
+            <w:tcW w:w="9850" w:type="dxa"/>
+          </w:tcPr>
+          <w:p>
+            <w:pPr>
+              <w:rPr>
+                <w:rFonts w:ascii="Arial" w:hAnsi="Arial" w:cs="Arial"/>
+                <w:sz w:val="18"/>
+                <w:szCs w:val="18"/>
+                <w:lang w:val="es-MX"/>
+              </w:rPr>
+            </w:pPr>
+            <w:r>
+              <w:rPr>
+                <w:rFonts w:ascii="Arial" w:hAnsi="Arial" w:cs="Arial"/>
+                <w:bCs/>
+                <w:sz w:val="18"/>
+                <w:szCs w:val="18"/>
+                <w:lang w:val="es-MX"/>
+              </w:rPr>
+              <w:t xml:space="preserve">- </w:t>
+            </w:r>
+            <w:proofErr w:type="gramStart"/>
+            <w:r>
+              <w:rPr>
+                <w:rFonts w:ascii="Arial" w:hAnsi="Arial" w:cs="Arial"/>
+                <w:bCs/>
+                <w:sz w:val="18"/>
+                <w:szCs w:val="18"/>
+                <w:lang w:val="es-MX"/>
+              </w:rPr>
+              <w:t xml:space="preserve">StarUML</w:t>
+            </w:r>
+          </w:p>
+        </w:tc>
+      </w:tr>
+      <w:tr>
+        <w:trPr>
+          <w:trHeight w:val="300"/>
+        </w:trPr>
+        <w:tc>
+          <w:tcPr>
+            <w:tcW w:w="9850" w:type="dxa"/>
+          </w:tcPr>
+          <w:p>
+            <w:pPr>
+              <w:rPr>
+                <w:rFonts w:ascii="Arial" w:hAnsi="Arial" w:cs="Arial"/>
+                <w:sz w:val="18"/>
+                <w:szCs w:val="18"/>
+                <w:lang w:val="es-MX"/>
+              </w:rPr>
+            </w:pPr>
+            <w:r>
+              <w:rPr>
+                <w:rFonts w:ascii="Arial" w:hAnsi="Arial" w:cs="Arial"/>
+                <w:bCs/>
+                <w:sz w:val="18"/>
+                <w:szCs w:val="18"/>
+                <w:lang w:val="es-MX"/>
+              </w:rPr>
+              <w:t xml:space="preserve">- </w:t>
+            </w:r>
+            <w:proofErr w:type="gramStart"/>
+            <w:r>
+              <w:rPr>
+                <w:rFonts w:ascii="Arial" w:hAnsi="Arial" w:cs="Arial"/>
+                <w:bCs/>
+                <w:sz w:val="18"/>
+                <w:szCs w:val="18"/>
+                <w:lang w:val="es-MX"/>
+              </w:rPr>
+              <w:t xml:space="preserve">Sharepoint</w:t>
+            </w:r>
+          </w:p>
+        </w:tc>
+      </w:tr>
+      <w:tr>
+        <w:trPr>
+          <w:trHeight w:val="300"/>
+        </w:trPr>
+        <w:tc>
+          <w:tcPr>
+            <w:tcW w:w="9850" w:type="dxa"/>
+          </w:tcPr>
+          <w:p>
+            <w:pPr>
+              <w:rPr>
+                <w:rFonts w:ascii="Arial" w:hAnsi="Arial" w:cs="Arial"/>
+                <w:sz w:val="18"/>
+                <w:szCs w:val="18"/>
+                <w:lang w:val="es-MX"/>
+              </w:rPr>
+            </w:pPr>
+            <w:r>
+              <w:rPr>
+                <w:rFonts w:ascii="Arial" w:hAnsi="Arial" w:cs="Arial"/>
+                <w:bCs/>
+                <w:sz w:val="18"/>
+                <w:szCs w:val="18"/>
+                <w:lang w:val="es-MX"/>
+              </w:rPr>
+              <w:t xml:space="preserve">- </w:t>
+            </w:r>
+            <w:proofErr w:type="gramStart"/>
+            <w:r>
+              <w:rPr>
+                <w:rFonts w:ascii="Arial" w:hAnsi="Arial" w:cs="Arial"/>
+                <w:bCs/>
+                <w:sz w:val="18"/>
+                <w:szCs w:val="18"/>
+                <w:lang w:val="es-MX"/>
+              </w:rPr>
+              <w:t xml:space="preserve">Bizagi</w:t>
+            </w:r>
+          </w:p>
+        </w:tc>
+      </w:tr>
+      <w:tr>
+        <w:trPr>
+          <w:trHeight w:val="300"/>
+        </w:trPr>
+        <w:tc>
+          <w:tcPr>
+            <w:tcW w:w="9850" w:type="dxa"/>
+          </w:tcPr>
+          <w:p>
+            <w:pPr>
+              <w:rPr>
+                <w:rFonts w:ascii="Arial" w:hAnsi="Arial" w:cs="Arial"/>
+                <w:sz w:val="18"/>
+                <w:szCs w:val="18"/>
+                <w:lang w:val="es-MX"/>
+              </w:rPr>
+            </w:pPr>
+            <w:r>
+              <w:rPr>
+                <w:rFonts w:ascii="Arial" w:hAnsi="Arial" w:cs="Arial"/>
+                <w:bCs/>
+                <w:sz w:val="18"/>
+                <w:szCs w:val="18"/>
+                <w:lang w:val="es-MX"/>
+              </w:rPr>
+              <w:t xml:space="preserve">- </w:t>
+            </w:r>
+            <w:proofErr w:type="gramStart"/>
+            <w:r>
+              <w:rPr>
+                <w:rFonts w:ascii="Arial" w:hAnsi="Arial" w:cs="Arial"/>
+                <w:bCs/>
+                <w:sz w:val="18"/>
+                <w:szCs w:val="18"/>
+                <w:lang w:val="es-MX"/>
+              </w:rPr>
+              <w:t xml:space="preserve">SQLServer</w:t>
+            </w:r>
+          </w:p>
+        </w:tc>
+      </w:tr>
+      <w:tr>
+        <w:trPr>
+          <w:trHeight w:val="300"/>
+        </w:trPr>
+        <w:tc>
+          <w:tcPr>
+            <w:tcW w:w="9850" w:type="dxa"/>
+          </w:tcPr>
+          <w:p>
+            <w:pPr>
+              <w:rPr>
+                <w:rFonts w:ascii="Arial" w:hAnsi="Arial" w:cs="Arial"/>
+                <w:sz w:val="18"/>
+                <w:szCs w:val="18"/>
+                <w:lang w:val="es-MX"/>
+              </w:rPr>
+            </w:pPr>
+            <w:r>
+              <w:rPr>
+                <w:rFonts w:ascii="Arial" w:hAnsi="Arial" w:cs="Arial"/>
+                <w:bCs/>
+                <w:sz w:val="18"/>
+                <w:szCs w:val="18"/>
+                <w:lang w:val="es-MX"/>
+              </w:rPr>
+              <w:t xml:space="preserve">- </w:t>
+            </w:r>
+            <w:proofErr w:type="gramStart"/>
+            <w:r>
+              <w:rPr>
+                <w:rFonts w:ascii="Arial" w:hAnsi="Arial" w:cs="Arial"/>
+                <w:bCs/>
+                <w:sz w:val="18"/>
+                <w:szCs w:val="18"/>
+                <w:lang w:val="es-MX"/>
+              </w:rPr>
+              <w:t xml:space="preserve">Oracle</w:t>
+            </w:r>
+          </w:p>
+        </w:tc>
+      </w:tr>
+      <w:tr>
+        <w:trPr>
+          <w:trHeight w:val="300"/>
+        </w:trPr>
+        <w:tc>
+          <w:tcPr>
+            <w:tcW w:w="9850" w:type="dxa"/>
+          </w:tcPr>
+          <w:p>
+            <w:pPr>
+              <w:rPr>
+                <w:rFonts w:ascii="Arial" w:hAnsi="Arial" w:cs="Arial"/>
+                <w:sz w:val="18"/>
+                <w:szCs w:val="18"/>
+                <w:lang w:val="es-MX"/>
+              </w:rPr>
+            </w:pPr>
+            <w:r>
+              <w:rPr>
+                <w:rFonts w:ascii="Arial" w:hAnsi="Arial" w:cs="Arial"/>
+                <w:bCs/>
+                <w:sz w:val="18"/>
+                <w:szCs w:val="18"/>
+                <w:lang w:val="es-MX"/>
+              </w:rPr>
+              <w:t xml:space="preserve">- </w:t>
+            </w:r>
+            <w:proofErr w:type="gramStart"/>
+            <w:r>
+              <w:rPr>
+                <w:rFonts w:ascii="Arial" w:hAnsi="Arial" w:cs="Arial"/>
+                <w:bCs/>
+                <w:sz w:val="18"/>
+                <w:szCs w:val="18"/>
+                <w:lang w:val="es-MX"/>
+              </w:rPr>
+              <w:t xml:space="preserve">Erwin</w:t>
+            </w:r>
+          </w:p>
+        </w:tc>
+      </w:tr>
+      <w:tr>
+        <w:trPr>
+          <w:trHeight w:val="300"/>
+        </w:trPr>
+        <w:tc>
+          <w:tcPr>
+            <w:tcW w:w="9850" w:type="dxa"/>
+          </w:tcPr>
+          <w:p>
+            <w:pPr>
+              <w:rPr>
+                <w:rFonts w:ascii="Arial" w:hAnsi="Arial" w:cs="Arial"/>
+                <w:sz w:val="18"/>
+                <w:szCs w:val="18"/>
+                <w:lang w:val="es-MX"/>
+              </w:rPr>
+            </w:pPr>
+            <w:r>
+              <w:rPr>
+                <w:rFonts w:ascii="Arial" w:hAnsi="Arial" w:cs="Arial"/>
+                <w:bCs/>
+                <w:sz w:val="18"/>
+                <w:szCs w:val="18"/>
+                <w:lang w:val="es-MX"/>
+              </w:rPr>
+              <w:t xml:space="preserve">- </w:t>
+            </w:r>
+            <w:proofErr w:type="gramStart"/>
+            <w:r>
+              <w:rPr>
+                <w:rFonts w:ascii="Arial" w:hAnsi="Arial" w:cs="Arial"/>
+                <w:bCs/>
+                <w:sz w:val="18"/>
+                <w:szCs w:val="18"/>
+                <w:lang w:val="es-MX"/>
+              </w:rPr>
+              <w:t xml:space="preserve">Tortoise SVN</w:t>
+            </w:r>
+          </w:p>
+        </w:tc>
+      </w:tr>
+      <w:tr>
+        <w:trPr>
+          <w:trHeight w:val="300"/>
+        </w:trPr>
+        <w:tc>
+          <w:tcPr>
+            <w:tcW w:w="9850" w:type="dxa"/>
+          </w:tcPr>
+          <w:p>
+            <w:pPr>
+              <w:rPr>
+                <w:rFonts w:ascii="Arial" w:hAnsi="Arial" w:cs="Arial"/>
+                <w:sz w:val="18"/>
+                <w:szCs w:val="18"/>
+                <w:lang w:val="es-MX"/>
+              </w:rPr>
+            </w:pPr>
+            <w:r>
+              <w:rPr>
+                <w:rFonts w:ascii="Arial" w:hAnsi="Arial" w:cs="Arial"/>
+                <w:bCs/>
+                <w:sz w:val="18"/>
+                <w:szCs w:val="18"/>
+                <w:lang w:val="es-MX"/>
+              </w:rPr>
+              <w:t xml:space="preserve">- </w:t>
+            </w:r>
+            <w:proofErr w:type="gramStart"/>
+            <w:r>
+              <w:rPr>
+                <w:rFonts w:ascii="Arial" w:hAnsi="Arial" w:cs="Arial"/>
+                <w:bCs/>
+                <w:sz w:val="18"/>
+                <w:szCs w:val="18"/>
+                <w:lang w:val="es-MX"/>
+              </w:rPr>
+              <w:t xml:space="preserve">Process Dashboard</w:t>
+            </w:r>
+          </w:p>
+        </w:tc>
+      </w:tr>
+      <w:tr>
+        <w:trPr>
+          <w:trHeight w:val="300"/>
+        </w:trPr>
+        <w:tc>
+          <w:tcPr>
+            <w:tcW w:w="9850" w:type="dxa"/>
+          </w:tcPr>
+          <w:p>
+            <w:pPr>
+              <w:rPr>
+                <w:rFonts w:ascii="Arial" w:hAnsi="Arial" w:cs="Arial"/>
+                <w:sz w:val="18"/>
+                <w:szCs w:val="18"/>
+                <w:lang w:val="es-MX"/>
+              </w:rPr>
+            </w:pPr>
+            <w:r>
+              <w:rPr>
+                <w:rFonts w:ascii="Arial" w:hAnsi="Arial" w:cs="Arial"/>
+                <w:bCs/>
+                <w:sz w:val="18"/>
+                <w:szCs w:val="18"/>
+                <w:lang w:val="es-MX"/>
+              </w:rPr>
+              <w:t xml:space="preserve">- </w:t>
+            </w:r>
+            <w:proofErr w:type="gramStart"/>
+            <w:r>
+              <w:rPr>
+                <w:rFonts w:ascii="Arial" w:hAnsi="Arial" w:cs="Arial"/>
+                <w:bCs/>
+                <w:sz w:val="18"/>
+                <w:szCs w:val="18"/>
+                <w:lang w:val="es-MX"/>
+              </w:rPr>
+              <w:t xml:space="preserve">DB2</w:t>
+            </w:r>
+          </w:p>
+        </w:tc>
+      </w:tr>
+      <w:tr>
+        <w:trPr>
+          <w:trHeight w:val="300"/>
+        </w:trPr>
+        <w:tc>
+          <w:tcPr>
+            <w:tcW w:w="9850" w:type="dxa"/>
+          </w:tcPr>
+          <w:p>
+            <w:pPr>
+              <w:rPr>
+                <w:rFonts w:ascii="Arial" w:hAnsi="Arial" w:cs="Arial"/>
+                <w:sz w:val="18"/>
+                <w:szCs w:val="18"/>
+                <w:lang w:val="es-MX"/>
+              </w:rPr>
+            </w:pPr>
+            <w:r>
+              <w:rPr>
+                <w:rFonts w:ascii="Arial" w:hAnsi="Arial" w:cs="Arial"/>
+                <w:bCs/>
+                <w:sz w:val="18"/>
+                <w:szCs w:val="18"/>
+                <w:lang w:val="es-MX"/>
+              </w:rPr>
+              <w:t xml:space="preserve">- </w:t>
+            </w:r>
+            <w:proofErr w:type="gramStart"/>
+            <w:r>
+              <w:rPr>
+                <w:rFonts w:ascii="Arial" w:hAnsi="Arial" w:cs="Arial"/>
+                <w:bCs/>
+                <w:sz w:val="18"/>
+                <w:szCs w:val="18"/>
+                <w:lang w:val="es-MX"/>
+              </w:rPr>
+              <w:t xml:space="preserve">Java</w:t>
+            </w:r>
+          </w:p>
+        </w:tc>
+      </w:tr>
+      <w:tr>
+        <w:trPr>
+          <w:trHeight w:val="300"/>
+        </w:trPr>
+        <w:tc>
+          <w:tcPr>
+            <w:tcW w:w="9850" w:type="dxa"/>
+          </w:tcPr>
+          <w:p>
+            <w:pPr>
+              <w:rPr>
+                <w:rFonts w:ascii="Arial" w:hAnsi="Arial" w:cs="Arial"/>
+                <w:sz w:val="18"/>
+                <w:szCs w:val="18"/>
+                <w:lang w:val="es-MX"/>
+              </w:rPr>
+            </w:pPr>
+            <w:r>
+              <w:rPr>
+                <w:rFonts w:ascii="Arial" w:hAnsi="Arial" w:cs="Arial"/>
+                <w:bCs/>
+                <w:sz w:val="18"/>
+                <w:szCs w:val="18"/>
+                <w:lang w:val="es-MX"/>
+              </w:rPr>
+              <w:t xml:space="preserve">- </w:t>
+            </w:r>
+            <w:proofErr w:type="gramStart"/>
+            <w:r>
+              <w:rPr>
+                <w:rFonts w:ascii="Arial" w:hAnsi="Arial" w:cs="Arial"/>
+                <w:bCs/>
+                <w:sz w:val="18"/>
+                <w:szCs w:val="18"/>
+                <w:lang w:val="es-MX"/>
+              </w:rPr>
+              <w:t xml:space="preserve">Jira</w:t>
+            </w:r>
+          </w:p>
+        </w:tc>
+      </w:tr>
+      <w:tr>
+        <w:trPr>
+          <w:trHeight w:val="300"/>
+        </w:trPr>
+        <w:tc>
+          <w:tcPr>
+            <w:tcW w:w="9850" w:type="dxa"/>
+          </w:tcPr>
+          <w:p>
+            <w:pPr>
+              <w:rPr>
+                <w:rFonts w:ascii="Arial" w:hAnsi="Arial" w:cs="Arial"/>
+                <w:sz w:val="18"/>
+                <w:szCs w:val="18"/>
+                <w:lang w:val="es-MX"/>
+              </w:rPr>
+            </w:pPr>
+            <w:r>
+              <w:rPr>
+                <w:rFonts w:ascii="Arial" w:hAnsi="Arial" w:cs="Arial"/>
+                <w:bCs/>
+                <w:sz w:val="18"/>
+                <w:szCs w:val="18"/>
+                <w:lang w:val="es-MX"/>
+              </w:rPr>
+              <w:t xml:space="preserve">- </w:t>
+            </w:r>
+            <w:proofErr w:type="gramStart"/>
+            <w:r>
+              <w:rPr>
+                <w:rFonts w:ascii="Arial" w:hAnsi="Arial" w:cs="Arial"/>
+                <w:bCs/>
+                <w:sz w:val="18"/>
+                <w:szCs w:val="18"/>
+                <w:lang w:val="es-MX"/>
+              </w:rPr>
+              <w:t xml:space="preserve">Draw.oi</w:t>
+            </w:r>
+          </w:p>
+        </w:tc>
+      </w:tr>
+      <w:tr>
+        <w:trPr>
+          <w:trHeight w:val="300"/>
+        </w:trPr>
+        <w:tc>
+          <w:tcPr>
+            <w:tcW w:w="9850" w:type="dxa"/>
+          </w:tcPr>
+          <w:p>
+            <w:pPr>
+              <w:rPr>
+                <w:rFonts w:ascii="Arial" w:hAnsi="Arial" w:cs="Arial"/>
+                <w:sz w:val="18"/>
+                <w:szCs w:val="18"/>
+                <w:lang w:val="es-MX"/>
+              </w:rPr>
+            </w:pPr>
+            <w:r>
+              <w:rPr>
+                <w:rFonts w:ascii="Arial" w:hAnsi="Arial" w:cs="Arial"/>
+                <w:bCs/>
+                <w:sz w:val="18"/>
+                <w:szCs w:val="18"/>
+                <w:lang w:val="es-MX"/>
+              </w:rPr>
+              <w:t xml:space="preserve">- </w:t>
+            </w:r>
+            <w:proofErr w:type="gramStart"/>
+            <w:r>
+              <w:rPr>
+                <w:rFonts w:ascii="Arial" w:hAnsi="Arial" w:cs="Arial"/>
+                <w:bCs/>
+                <w:sz w:val="18"/>
+                <w:szCs w:val="18"/>
+                <w:lang w:val="es-MX"/>
+              </w:rPr>
+              <w:t xml:space="preserve">Pencil</w:t>
+            </w:r>
+          </w:p>
+        </w:tc>
+      </w:tr>
+    </w:tbl>
+    <w:p>
+      <w:pPr>
+        <w:rPr>
+          <w:rFonts w:ascii="Arial" w:hAnsi="Arial" w:cs="Arial"/>
+          <w:b/>
+          <w:sz w:val="18"/>
+          <w:szCs w:val="18"/>
+          <w:u w:val="single"/>
+        </w:rPr>
+      </w:pPr>
+    </w:p>
+    <w:p>
+      <w:pPr>
+        <w:jc w:val="both"/>
+        <w:rPr>
+          <w:rFonts w:ascii="Arial" w:hAnsi="Arial" w:cs="Arial"/>
+          <w:bCs/>
+          <w:sz w:val="18"/>
+          <w:szCs w:val="18"/>
+          <w:lang w:val="es-MX"/>
         </w:rPr>
       </w:pPr>
     </w:p>
@@ -838,6 +4028,16 @@
           <w:lang w:val="es-MX"/>
         </w:rPr>
       </w:pPr>
+      <w:r>
+        <w:rPr>
+          <w:rFonts w:ascii="Arial" w:hAnsi="Arial" w:cs="Arial"/>
+          <w:bCs/>
+          <w:sz w:val="18"/>
+          <w:szCs w:val="18"/>
+          <w:lang w:val="es-MX"/>
+        </w:rPr>
+        <w:t xml:space="preserve"/>
+      </w:r>
       <w:r>
         <w:rPr>
           <w:rFonts w:ascii="Arial" w:hAnsi="Arial" w:cs="Arial"/>
@@ -847,7 +4047,19 @@
           <w:u w:val="single"/>
           <w:lang w:val="es-MX"/>
         </w:rPr>
-        <w:t>HISTORIAL PROFESIONAL ADICIONAL</w:t>
+        <w:t xml:space="preserve">HISTORIAL</w:t>
+      </w:r>
+      <w:proofErr w:type="gramEnd"/>
+      <w:r>
+        <w:rPr>
+          <w:rFonts w:ascii="Arial" w:hAnsi="Arial" w:cs="Arial"/>
+          <w:b/>
+          <w:sz w:val="18"/>
+          <w:szCs w:val="18"/>
+          <w:u w:val="single"/>
+          <w:lang w:val="es-MX"/>
+        </w:rPr>
+        <w:t xml:space="preserve"> PROFESIONAL ADICIONAL</w:t>
       </w:r>
     </w:p>
     <w:p>
@@ -871,6 +4083,7 @@
           <w:lang w:val="es-MX"/>
         </w:rPr>
       </w:pPr>
+      <w:proofErr w:type="gramStart"/>
       <w:r>
         <w:rPr>
           <w:rFonts w:ascii="Arial" w:hAnsi="Arial" w:cs="Arial"/>
@@ -879,7 +4092,7 @@
           <w:szCs w:val="18"/>
           <w:lang w:val="es-MX"/>
         </w:rPr>
-        <w:t>noviembre 2008 a noviembre 2015</w:t>
+        <w:t xml:space="preserve">La experiencia abarca desde 01 marzo de 1999 hasta 30 mayo de 2015</w:t>
       </w:r>
     </w:p>
     <w:p>
@@ -904,6 +4117,7 @@
           <w:lang w:val="es-MX"/>
         </w:rPr>
       </w:pPr>
+      <w:proofErr w:type="gramStart"/>
       <w:r>
         <w:rPr>
           <w:rFonts w:ascii="Arial" w:hAnsi="Arial" w:cs="Arial"/>
@@ -912,7 +4126,7 @@
           <w:szCs w:val="18"/>
           <w:lang w:val="es-MX"/>
         </w:rPr>
-        <w:t>Experiencia en roles de analista de negocio, diseñador de base de datos y DBA en distintos proyectos y clientes, con responsabilidad en entrevistas, obtención de requerimientos, generación de prototipos y especificaciones funcionales. Participación en proyectos internos y de cliente como Business Analyst y DBA Oracle, con actividades de diseño de modelos físicos, validación de objetos de base de datos y apoyo en pruebas de integración y UAT.</w:t>
+        <w:t xml:space="preserve">Durante este período me desempeñé en roles como Analista Programador, Administrador de base de datos, DBA Oracle y Business Analyst. Asumí responsabilidades de diseño y administración de modelos de datos, optimización de performance, implementación de estándares y documentación técnica. Participé en migraciones, desarrollo de procesos de carga y automatización, y en actividades de pruebas de integración y Pruebas de Aceptación de Usuario (UAT), además de apoyar en la generación de entregables y en la coordinación técnica de pequeños equipos.</w:t>
       </w:r>
     </w:p>
     <w:p>
@@ -938,6 +4152,16 @@
           <w:lang w:val="es-MX"/>
         </w:rPr>
       </w:pPr>
+      <w:r>
+        <w:rPr>
+          <w:rFonts w:ascii="Arial" w:hAnsi="Arial" w:cs="Arial"/>
+          <w:bCs/>
+          <w:sz w:val="18"/>
+          <w:szCs w:val="18"/>
+          <w:lang w:val="es-MX"/>
+        </w:rPr>
+        <w:t xml:space="preserve"/>
+      </w:r>
     </w:p>
     <w:p>
       <w:pPr>
@@ -992,7 +4216,29 @@
           <w:u w:val="single"/>
           <w:lang w:val="es-MX"/>
         </w:rPr>
-        <w:t>NIVEL DE ESTUDIOS:</w:t>
+        <w:t>FORMACIÓN ACADÉMICA</w:t>
+      </w:r>
+      <w:r>
+        <w:rPr>
+          <w:rFonts w:ascii="Arial" w:hAnsi="Arial" w:cs="Arial"/>
+          <w:b/>
+          <w:sz w:val="18"/>
+          <w:szCs w:val="18"/>
+          <w:u w:val="single"/>
+          <w:lang w:val="es-MX"/>
+        </w:rPr>
+        <w:t xml:space="preserve"> (COMPETENCIA)</w:t>
+      </w:r>
+      <w:r>
+        <w:rPr>
+          <w:rFonts w:ascii="Arial" w:hAnsi="Arial" w:cs="Arial"/>
+          <w:b/>
+          <w:sz w:val="18"/>
+          <w:szCs w:val="18"/>
+          <w:u w:val="single"/>
+          <w:lang w:val="es-MX"/>
+        </w:rPr>
+        <w:t xml:space="preserve">:</w:t>
       </w:r>
     </w:p>
     <w:p>
@@ -1035,21 +4281,54 @@
             <w:pPr>
               <w:rPr>
                 <w:rFonts w:ascii="Arial" w:hAnsi="Arial" w:cs="Arial"/>
-                <w:sz w:val="18"/>
-                <w:szCs w:val="18"/>
-                <w:lang w:val="es-MX"/>
-              </w:rPr>
-            </w:pPr>
-            <w:r>
-              <w:rPr>
-                <w:rFonts w:ascii="Arial" w:hAnsi="Arial" w:cs="Arial"/>
                 <w:bCs/>
                 <w:sz w:val="18"/>
                 <w:szCs w:val="18"/>
                 <w:lang w:val="es-MX"/>
               </w:rPr>
-              <w:t>Licenciatura en Computación</w:t>
-            </w:r>
+            </w:pPr>
+            <w:proofErr w:type="gramStart"/>
+            <w:r>
+              <w:rPr>
+                <w:rFonts w:ascii="Arial" w:hAnsi="Arial" w:cs="Arial"/>
+                <w:bCs/>
+                <w:sz w:val="18"/>
+                <w:szCs w:val="18"/>
+                <w:lang w:val="es-MX"/>
+              </w:rPr>
+              <w:t xml:space="preserve">Licenciatura en Computación</w:t>
+            </w:r>
+            <w:r>
+              <w:rPr>
+                <w:rFonts w:ascii="Arial" w:hAnsi="Arial" w:cs="Arial"/>
+                <w:bCs/>
+                <w:sz w:val="18"/>
+                <w:szCs w:val="18"/>
+                <w:lang w:val="es-MX"/>
+              </w:rPr>
+              <w:t xml:space="preserve"> - </w:t>
+            </w:r>
+            <w:proofErr w:type="gramStart"/>
+            <w:r>
+              <w:rPr>
+                <w:rFonts w:ascii="Arial" w:hAnsi="Arial" w:cs="Arial"/>
+                <w:bCs/>
+                <w:sz w:val="18"/>
+                <w:szCs w:val="18"/>
+                <w:lang w:val="es-MX"/>
+              </w:rPr>
+              <w:t xml:space="preserve">1994-1999</w:t>
+            </w:r>
+          </w:p>
+          <w:p>
+            <w:pPr>
+              <w:rPr>
+                <w:rFonts w:ascii="Arial" w:hAnsi="Arial" w:cs="Arial"/>
+                <w:sz w:val="18"/>
+                <w:szCs w:val="18"/>
+                <w:lang w:val="es-MX"/>
+              </w:rPr>
+            </w:pPr>
           </w:p>
         </w:tc>
         <w:tc>
@@ -1065,6 +4344,7 @@
                 <w:lang w:val="es-MX"/>
               </w:rPr>
             </w:pPr>
+            <w:proofErr w:type="gramStart"/>
             <w:r>
               <w:rPr>
                 <w:rFonts w:ascii="Arial" w:hAnsi="Arial" w:cs="Arial"/>
@@ -1073,7 +4353,7 @@
                 <w:szCs w:val="18"/>
                 <w:lang w:val="es-MX"/>
               </w:rPr>
-              <w:t>Universidad Autónoma Metropolitana, Unidad Iztapalapa, México D.F.</w:t>
+              <w:t xml:space="preserve">Universidad Autónoma Metropolitana, Unidad Iztapalapa</w:t>
             </w:r>
           </w:p>
           <w:p>
@@ -1083,7 +4363,7 @@
                 <w:bCs/>
                 <w:sz w:val="18"/>
                 <w:szCs w:val="18"/>
-                <w:lang w:val="es-MX"/>
+                <w:lang w:val="en-US"/>
               </w:rPr>
             </w:pPr>
           </w:p>
@@ -1110,12 +4390,98 @@
                 <w:szCs w:val="18"/>
                 <w:lang w:val="es-MX"/>
               </w:rPr>
-              <w:t>1994-1999</w:t>
+              <w:t xml:space="preserve">Cédula Profesional</w:t>
+            </w:r>
+          </w:p>
+          <w:p>
+            <w:pPr>
+              <w:rPr>
+                <w:rFonts w:ascii="Arial" w:hAnsi="Arial" w:cs="Arial"/>
+                <w:bCs/>
+                <w:sz w:val="18"/>
+                <w:szCs w:val="18"/>
+                <w:lang w:val="es-MX"/>
+              </w:rPr>
+            </w:pPr>
+            <w:proofErr w:type="gramStart"/>
+            <w:r>
+              <w:rPr>
+                <w:rFonts w:ascii="Arial" w:hAnsi="Arial" w:cs="Arial"/>
+                <w:bCs/>
+                <w:sz w:val="18"/>
+                <w:szCs w:val="18"/>
+                <w:lang w:val="es-MX"/>
+              </w:rPr>
+              <w:t xml:space="preserve">6867747</w:t>
+            </w:r>
+          </w:p>
+          <w:p>
+            <w:pPr>
+              <w:rPr>
+                <w:rFonts w:ascii="Arial" w:hAnsi="Arial" w:cs="Arial"/>
+                <w:bCs/>
+                <w:sz w:val="18"/>
+                <w:szCs w:val="18"/>
+                <w:lang w:val="es-MX"/>
+              </w:rPr>
+            </w:pPr>
+            <w:proofErr w:type="gramStart"/>
+            <w:r>
+              <w:rPr>
+                <w:rFonts w:ascii="Arial" w:hAnsi="Arial" w:cs="Arial"/>
+                <w:bCs/>
+                <w:sz w:val="18"/>
+                <w:szCs w:val="18"/>
+                <w:lang w:val="es-MX"/>
+              </w:rPr>
+              <w:t xml:space="preserve">07/03/2011</w:t>
             </w:r>
           </w:p>
         </w:tc>
       </w:tr>
     </w:tbl>
+    <w:p>
+      <w:pPr>
+        <w:rPr>
+          <w:rFonts w:ascii="Arial" w:hAnsi="Arial" w:cs="Arial"/>
+          <w:bCs/>
+          <w:sz w:val="18"/>
+          <w:szCs w:val="18"/>
+          <w:lang w:val="es-MX"/>
+        </w:rPr>
+      </w:pPr>
+    </w:p>
+    <w:p>
+      <w:pPr>
+        <w:rPr>
+          <w:rFonts w:ascii="Arial" w:hAnsi="Arial" w:cs="Arial"/>
+          <w:b/>
+          <w:sz w:val="18"/>
+          <w:szCs w:val="18"/>
+          <w:lang w:val="es-MX"/>
+        </w:rPr>
+      </w:pPr>
+      <w:r>
+        <w:rPr>
+          <w:rFonts w:ascii="Arial" w:hAnsi="Arial" w:cs="Arial"/>
+          <w:b/>
+          <w:sz w:val="18"/>
+          <w:szCs w:val="18"/>
+          <w:lang w:val="es-MX"/>
+        </w:rPr>
+        <w:t>DOMINIO DE HERRAMIENTAS (CERTIFICACIONES Y CURSOS)</w:t>
+      </w:r>
+      <w:r>
+        <w:rPr>
+          <w:rFonts w:ascii="Arial" w:hAnsi="Arial" w:cs="Arial"/>
+          <w:b/>
+          <w:sz w:val="18"/>
+          <w:szCs w:val="18"/>
+          <w:lang w:val="es-MX"/>
+        </w:rPr>
+        <w:t xml:space="preserve">:</w:t>
+      </w:r>
+    </w:p>
     <w:p>
       <w:pPr>
         <w:rPr>
@@ -1138,6 +4504,16 @@
           <w:lang w:val="es-MX"/>
         </w:rPr>
       </w:pPr>
+      <w:r>
+        <w:rPr>
+          <w:rFonts w:ascii="Arial" w:hAnsi="Arial" w:cs="Arial"/>
+          <w:bCs/>
+          <w:sz w:val="18"/>
+          <w:szCs w:val="18"/>
+          <w:lang w:val="es-MX"/>
+        </w:rPr>
+        <w:t xml:space="preserve"/>
+      </w:r>
       <w:r>
         <w:rPr>
           <w:rFonts w:ascii="Arial" w:hAnsi="Arial" w:cs="Arial"/>
@@ -1148,8 +4524,9 @@
           <w:u w:val="single"/>
           <w:lang w:val="es-MX"/>
         </w:rPr>
-        <w:t>CERTIFICACIONES</w:t>
+        <w:t xml:space="preserve">CERTIFICACIONES</w:t>
       </w:r>
+      <w:proofErr w:type="gramEnd"/>
     </w:p>
     <w:p>
       <w:pPr>
@@ -1194,7 +4571,7 @@
                 <w:bCs/>
                 <w:sz w:val="18"/>
                 <w:szCs w:val="18"/>
-                <w:lang w:val="en-US" w:eastAsia="es-ES"/>
+                <w:lang w:val="es-MX" w:eastAsia="es-ES"/>
               </w:rPr>
             </w:pPr>
             <w:r>
@@ -1203,9 +4580,20 @@
                 <w:bCs/>
                 <w:sz w:val="18"/>
                 <w:szCs w:val="18"/>
-                <w:lang w:val="en-US" w:eastAsia="es-ES"/>
-              </w:rPr>
-              <w:t>- CBAP - Certified Business Analysis Professional</w:t>
+                <w:lang w:val="es-MX" w:eastAsia="es-ES"/>
+              </w:rPr>
+              <w:t xml:space="preserve">- </w:t>
+            </w:r>
+            <w:proofErr w:type="gramStart"/>
+            <w:r>
+              <w:rPr>
+                <w:rFonts w:ascii="Arial" w:eastAsia="Times New Roman" w:hAnsi="Arial" w:cs="Arial"/>
+                <w:bCs/>
+                <w:sz w:val="18"/>
+                <w:szCs w:val="18"/>
+                <w:lang w:val="es-MX" w:eastAsia="es-ES"/>
+              </w:rPr>
+              <w:t xml:space="preserve">Certified Business Analysis Professional (CBAP®) – IIBA</w:t>
             </w:r>
           </w:p>
         </w:tc>
@@ -1222,14 +4610,15 @@
                 <w:lang w:val="es-MX"/>
               </w:rPr>
             </w:pPr>
-            <w:r>
-              <w:rPr>
-                <w:rFonts w:ascii="Arial" w:hAnsi="Arial" w:cs="Arial"/>
-                <w:sz w:val="18"/>
-                <w:szCs w:val="18"/>
-                <w:lang w:val="es-MX"/>
-              </w:rPr>
-              <w:t>2016 / 2028</w:t>
+            <w:proofErr w:type="gramStart"/>
+            <w:r>
+              <w:rPr>
+                <w:rFonts w:ascii="Arial" w:hAnsi="Arial" w:cs="Arial"/>
+                <w:sz w:val="18"/>
+                <w:szCs w:val="18"/>
+                <w:lang w:val="es-MX"/>
+              </w:rPr>
+              <w:t xml:space="preserve">2016 - 2028</w:t>
             </w:r>
           </w:p>
         </w:tc>
@@ -1258,63 +4647,438 @@
           <w:lang w:val="en-US"/>
         </w:rPr>
       </w:pPr>
+      <w:r>
+        <w:rPr>
+          <w:rFonts w:ascii="Arial" w:hAnsi="Arial" w:cs="Arial"/>
+          <w:bCs/>
+          <w:sz w:val="18"/>
+          <w:szCs w:val="18"/>
+          <w:lang w:val="en-US"/>
+        </w:rPr>
+        <w:t xml:space="preserve"/>
+      </w:r>
+      <w:r>
+        <w:rPr>
+          <w:rFonts w:ascii="Arial" w:hAnsi="Arial" w:cs="Arial"/>
+          <w:bCs/>
+          <w:sz w:val="18"/>
+          <w:szCs w:val="18"/>
+          <w:lang w:val="en-US"/>
+        </w:rPr>
+        <w:t xml:space="preserve"/>
+      </w:r>
+      <w:r>
+        <w:rPr>
+          <w:rFonts w:ascii="Arial" w:hAnsi="Arial" w:cs="Arial"/>
+          <w:b/>
+          <w:bCs/>
+          <w:sz w:val="18"/>
+          <w:szCs w:val="18"/>
+          <w:u w:val="single"/>
+          <w:lang w:val="es-MX"/>
+        </w:rPr>
+        <w:t xml:space="preserve">CURSOS</w:t>
+      </w:r>
+      <w:proofErr w:type="gramEnd"/>
     </w:p>
     <w:p>
+      <w:pPr>
+        <w:jc w:val="both"/>
+        <w:rPr>
+          <w:rFonts w:ascii="Arial" w:hAnsi="Arial" w:cs="Arial"/>
+          <w:bCs/>
+          <w:sz w:val="18"/>
+          <w:szCs w:val="18"/>
+          <w:lang w:val="en-US"/>
+        </w:rPr>
+      </w:pPr>
+    </w:p>
+    <w:tbl>
+      <w:tblPr>
+        <w:tblW w:w="0" w:type="auto"/>
+        <w:tblInd w:w="-72" w:type="dxa"/>
+        <w:tblBorders>
+          <w:top w:val="single" w:sz="4" w:space="0" w:color="auto"/>
+          <w:left w:val="single" w:sz="4" w:space="0" w:color="auto"/>
+          <w:bottom w:val="single" w:sz="4" w:space="0" w:color="auto"/>
+          <w:right w:val="single" w:sz="4" w:space="0" w:color="auto"/>
+          <w:insideH w:val="single" w:sz="4" w:space="0" w:color="auto"/>
+          <w:insideV w:val="single" w:sz="4" w:space="0" w:color="auto"/>
+        </w:tblBorders>
+        <w:tblLook w:val="0000" w:firstRow="0" w:lastRow="0" w:firstColumn="0" w:lastColumn="0" w:noHBand="0" w:noVBand="0"/>
+      </w:tblPr>
+      <w:tblGrid>
+        <w:gridCol w:w="9850"/>
+      </w:tblGrid>
+      <w:tr>
+        <w:trPr>
+          <w:trHeight w:val="300"/>
+        </w:trPr>
+        <w:tc>
+          <w:tcPr>
+            <w:tcW w:w="9850" w:type="dxa"/>
+          </w:tcPr>
+          <w:p>
+            <w:pPr>
+              <w:rPr>
+                <w:rFonts w:ascii="Arial" w:hAnsi="Arial" w:cs="Arial"/>
+                <w:sz w:val="18"/>
+                <w:szCs w:val="18"/>
+                <w:lang w:val="es-MX"/>
+              </w:rPr>
+            </w:pPr>
+            <w:r>
+              <w:rPr>
+                <w:rFonts w:ascii="Arial" w:hAnsi="Arial" w:cs="Arial"/>
+                <w:bCs/>
+                <w:sz w:val="18"/>
+                <w:szCs w:val="18"/>
+                <w:lang w:val="es-MX"/>
+              </w:rPr>
+              <w:t xml:space="preserve">- </w:t>
+            </w:r>
+            <w:proofErr w:type="gramStart"/>
+            <w:r>
+              <w:rPr>
+                <w:rFonts w:ascii="Arial" w:hAnsi="Arial" w:cs="Arial"/>
+                <w:bCs/>
+                <w:sz w:val="18"/>
+                <w:szCs w:val="18"/>
+                <w:lang w:val="es-MX"/>
+              </w:rPr>
+              <w:t xml:space="preserve">UX: Máster en Diseño Web y Experiencia de Usuario</w:t>
+            </w:r>
+          </w:p>
+        </w:tc>
+      </w:tr>
+    </w:tbl>
+    <w:p>
+      <w:pPr>
+        <w:jc w:val="both"/>
+        <w:rPr>
+          <w:rFonts w:ascii="Arial" w:hAnsi="Arial" w:cs="Arial"/>
+          <w:bCs/>
+          <w:sz w:val="18"/>
+          <w:szCs w:val="18"/>
+          <w:lang w:val="en-US"/>
+        </w:rPr>
+      </w:pPr>
       <w:r>
-        <w:br w:type="page"/>
+        <w:rPr>
+          <w:rFonts w:ascii="Arial" w:hAnsi="Arial" w:cs="Arial"/>
+          <w:bCs/>
+          <w:sz w:val="18"/>
+          <w:szCs w:val="18"/>
+          <w:lang w:val="en-US"/>
+        </w:rPr>
+        <w:t xml:space="preserve"/>
       </w:r>
     </w:p>
     <w:p>
-      <w:r>
+      <w:pPr>
+        <w:jc w:val="both"/>
         <w:rPr>
-          <w:noProof/>
+          <w:rFonts w:ascii="Arial" w:hAnsi="Arial" w:cs="Arial"/>
+          <w:bCs/>
+          <w:sz w:val="18"/>
+          <w:szCs w:val="18"/>
+          <w:lang w:val="en-US"/>
         </w:rPr>
-        <w:pict w14:anchorId="20A48BE5">
-          <v:shapetype id="_x0000_t75" coordsize="21600,21600" o:spt="75" o:preferrelative="t" path="m@4@5l@4@11@9@11@9@5xe" filled="f" stroked="f">
-            <v:stroke joinstyle="miter"/>
-            <v:formulas>
-              <v:f eqn="if lineDrawn pixelLineWidth 0"/>
-              <v:f eqn="sum @0 1 0"/>
-              <v:f eqn="sum 0 0 @1"/>
-              <v:f eqn="prod @2 1 2"/>
-              <v:f eqn="prod @3 21600 pixelWidth"/>
-              <v:f eqn="prod @3 21600 pixelHeight"/>
-              <v:f eqn="sum @0 0 1"/>
-              <v:f eqn="prod @6 1 2"/>
-              <v:f eqn="prod @7 21600 pixelWidth"/>
-              <v:f eqn="sum @8 21600 0"/>
-              <v:f eqn="prod @7 21600 pixelHeight"/>
-              <v:f eqn="sum @10 21600 0"/>
-            </v:formulas>
-            <v:path o:extrusionok="f" gradientshapeok="t" o:connecttype="rect"/>
-            <o:lock v:ext="edit" aspectratio="t"/>
-          </v:shapetype>
-          <v:shape id="Picture 1" o:spid="_x0000_i1026" type="#_x0000_t75" style="width:480pt;height:339pt;visibility:visible;mso-wrap-style:square">
-            <v:imagedata r:id="rId11" o:title=""/>
-          </v:shape>
-        </w:pict>
-      </w:r>
+      </w:pPr>
     </w:p>
     <w:p>
-      <w:r>
-        <w:br w:type="page"/>
-      </w:r>
+      <w:pPr>
+        <w:jc w:val="both"/>
+        <w:rPr>
+          <w:rFonts w:ascii="Arial" w:hAnsi="Arial" w:cs="Arial"/>
+          <w:bCs/>
+          <w:sz w:val="18"/>
+          <w:szCs w:val="18"/>
+          <w:lang w:val="en-US"/>
+        </w:rPr>
+      </w:pPr>
     </w:p>
     <w:p>
-      <w:r>
+      <w:pPr>
+        <w:jc w:val="both"/>
         <w:rPr>
-          <w:noProof/>
+          <w:rFonts w:ascii="Arial" w:hAnsi="Arial" w:cs="Arial"/>
+          <w:bCs/>
+          <w:sz w:val="18"/>
+          <w:szCs w:val="18"/>
+          <w:lang w:val="en-US"/>
         </w:rPr>
-        <w:pict w14:anchorId="17DA8C70">
-          <v:shape id="Picture 2" o:spid="_x0000_i1025" type="#_x0000_t75" style="width:6in;height:559.5pt;visibility:visible;mso-wrap-style:square">
-            <v:imagedata r:id="rId12" o:title=""/>
-          </v:shape>
-        </w:pict>
-      </w:r>
+      </w:pPr>
+    </w:p>
+    <w:p>
+      <w:pPr>
+        <w:jc w:val="both"/>
+        <w:rPr>
+          <w:rFonts w:ascii="Arial" w:hAnsi="Arial" w:cs="Arial"/>
+          <w:bCs/>
+          <w:sz w:val="18"/>
+          <w:szCs w:val="18"/>
+          <w:lang w:val="es-MX"/>
+        </w:rPr>
+      </w:pPr>
+    </w:p>
+    <w:p>
+      <w:pPr>
+        <w:jc w:val="both"/>
+        <w:rPr>
+          <w:rFonts w:ascii="Arial" w:hAnsi="Arial" w:cs="Arial"/>
+          <w:bCs/>
+          <w:sz w:val="18"/>
+          <w:szCs w:val="18"/>
+          <w:lang w:val="es-MX"/>
+        </w:rPr>
+      </w:pPr>
+    </w:p>
+    <w:p>
+      <w:pPr>
+        <w:jc w:val="both"/>
+        <w:rPr>
+          <w:rFonts w:ascii="Arial" w:hAnsi="Arial" w:cs="Arial"/>
+          <w:bCs/>
+          <w:sz w:val="18"/>
+          <w:szCs w:val="18"/>
+          <w:lang w:val="es-MX"/>
+        </w:rPr>
+      </w:pPr>
+    </w:p>
+    <w:tbl>
+      <w:tblPr>
+        <w:tblW w:w="0" w:type="auto"/>
+        <w:tblLook w:val="04A0" w:firstRow="1" w:lastRow="0" w:firstColumn="1" w:lastColumn="0" w:noHBand="0" w:noVBand="1"/>
+      </w:tblPr>
+      <w:tblGrid>
+        <w:gridCol w:w="4889"/>
+        <w:gridCol w:w="4889"/>
+      </w:tblGrid>
+      <w:tr>
+        <w:tc>
+          <w:tcPr>
+            <w:tcW w:w="4889" w:type="dxa"/>
+            <w:vAlign w:val="center"/>
+          </w:tcPr>
+          <w:p>
+            <w:pPr>
+              <w:ind w:left="708" w:hanging="708"/>
+              <w:jc w:val="center"/>
+              <w:rPr>
+                <w:rFonts w:ascii="Arial" w:hAnsi="Arial" w:cs="Arial"/>
+                <w:bCs/>
+                <w:sz w:val="18"/>
+                <w:szCs w:val="18"/>
+                <w:lang w:val="en-US"/>
+              </w:rPr>
+            </w:pPr>
+            <w:r>
+              <w:rPr>
+                <w:rFonts w:ascii="Arial" w:hAnsi="Arial" w:cs="Arial"/>
+                <w:bCs/>
+                <w:sz w:val="18"/>
+                <w:szCs w:val="18"/>
+                <w:lang w:val="en-US"/>
+              </w:rPr>
+              <w:t>______________________________________</w:t>
+            </w:r>
+          </w:p>
+          <w:p>
+            <w:pPr>
+              <w:pStyle w:val="Title"/>
+              <w:ind w:left="708" w:hanging="708"/>
+              <w:rPr>
+                <w:b/>
+                <w:bCs/>
+                <w:sz w:val="18"/>
+                <w:szCs w:val="18"/>
+                <w:lang w:val="es-MX"/>
+              </w:rPr>
+            </w:pPr>
+            <w:proofErr w:type="gramStart"/>
+            <w:r>
+              <w:rPr>
+                <w:b/>
+                <w:bCs/>
+                <w:sz w:val="18"/>
+                <w:szCs w:val="18"/>
+                <w:lang w:val="es-MX"/>
+              </w:rPr>
+              <w:t xml:space="preserve">Francisca Ericela Cerqueda Garcia</w:t>
+            </w:r>
+          </w:p>
+          <w:p>
+            <w:pPr>
+              <w:pStyle w:val="Title"/>
+              <w:rPr>
+                <w:b/>
+                <w:bCs/>
+                <w:sz w:val="18"/>
+                <w:szCs w:val="18"/>
+                <w:lang w:val="es-MX"/>
+              </w:rPr>
+            </w:pPr>
+            <w:proofErr w:type="gramStart"/>
+            <w:r>
+              <w:rPr>
+                <w:b/>
+                <w:bCs/>
+                <w:sz w:val="18"/>
+                <w:szCs w:val="18"/>
+                <w:lang w:val="es-MX"/>
+              </w:rPr>
+              <w:t xml:space="preserve">Analista Senior</w:t>
+            </w:r>
+          </w:p>
+          <w:p>
+            <w:pPr>
+              <w:pStyle w:val="Title"/>
+              <w:jc w:val="left"/>
+              <w:rPr>
+                <w:b/>
+                <w:bCs/>
+                <w:color w:val="0070C0"/>
+                <w:sz w:val="18"/>
+                <w:szCs w:val="18"/>
+                <w:lang w:val="es-MX"/>
+              </w:rPr>
+            </w:pPr>
+          </w:p>
+        </w:tc>
+        <w:tc>
+          <w:tcPr>
+            <w:tcW w:w="4889" w:type="dxa"/>
+            <w:vAlign w:val="center"/>
+          </w:tcPr>
+          <w:p>
+            <w:pPr>
+              <w:jc w:val="center"/>
+              <w:rPr>
+                <w:rFonts w:ascii="Arial" w:hAnsi="Arial" w:cs="Arial"/>
+                <w:bCs/>
+                <w:sz w:val="18"/>
+                <w:szCs w:val="18"/>
+                <w:lang w:val="es-MX"/>
+              </w:rPr>
+            </w:pPr>
+            <w:r>
+              <w:rPr>
+                <w:rFonts w:ascii="Arial" w:hAnsi="Arial" w:cs="Arial"/>
+                <w:bCs/>
+                <w:sz w:val="18"/>
+                <w:szCs w:val="18"/>
+                <w:lang w:val="es-MX"/>
+              </w:rPr>
+              <w:t>______________________________________</w:t>
+            </w:r>
+          </w:p>
+          <w:p>
+            <w:pPr>
+              <w:jc w:val="center"/>
+              <w:rPr>
+                <w:rFonts w:ascii="Arial" w:hAnsi="Arial" w:cs="Arial"/>
+                <w:b/>
+                <w:sz w:val="18"/>
+                <w:szCs w:val="18"/>
+                <w:lang w:val="es-MX"/>
+              </w:rPr>
+            </w:pPr>
+            <w:r>
+              <w:rPr>
+                <w:rFonts w:ascii="Arial" w:hAnsi="Arial" w:cs="Arial"/>
+                <w:b/>
+                <w:sz w:val="18"/>
+                <w:szCs w:val="18"/>
+                <w:lang w:val="es-MX"/>
+              </w:rPr>
+              <w:t>Ángel Eduardo Guerrero García</w:t>
+            </w:r>
+          </w:p>
+          <w:p>
+            <w:pPr>
+              <w:jc w:val="center"/>
+              <w:rPr>
+                <w:rFonts w:ascii="Arial" w:hAnsi="Arial" w:cs="Arial"/>
+                <w:b/>
+                <w:sz w:val="18"/>
+                <w:szCs w:val="18"/>
+                <w:lang w:val="es-MX"/>
+              </w:rPr>
+            </w:pPr>
+            <w:r>
+              <w:rPr>
+                <w:rFonts w:ascii="Arial" w:hAnsi="Arial" w:cs="Arial"/>
+                <w:b/>
+                <w:sz w:val="18"/>
+                <w:szCs w:val="18"/>
+                <w:lang w:val="es-MX"/>
+              </w:rPr>
+              <w:t>Representante legal</w:t>
+            </w:r>
+          </w:p>
+          <w:p>
+            <w:pPr>
+              <w:jc w:val="center"/>
+              <w:rPr>
+                <w:rFonts w:ascii="Arial" w:hAnsi="Arial" w:cs="Arial"/>
+                <w:b/>
+                <w:sz w:val="18"/>
+                <w:szCs w:val="18"/>
+                <w:lang w:val="es-MX"/>
+              </w:rPr>
+            </w:pPr>
+            <w:r>
+              <w:rPr>
+                <w:rFonts w:ascii="Arial" w:hAnsi="Arial" w:cs="Arial"/>
+                <w:b/>
+                <w:sz w:val="18"/>
+                <w:szCs w:val="18"/>
+                <w:lang w:val="es-MX"/>
+              </w:rPr>
+              <w:t>BFS Ingeniería Aplicada S. A. de C. V.</w:t>
+            </w:r>
+          </w:p>
+        </w:tc>
+      </w:tr>
+    </w:tbl>
+    <w:p>
+      <w:pPr>
+        <w:jc w:val="both"/>
+        <w:rPr>
+          <w:rFonts w:ascii="Arial" w:hAnsi="Arial" w:cs="Arial"/>
+          <w:bCs/>
+          <w:sz w:val="18"/>
+          <w:szCs w:val="18"/>
+          <w:lang w:val="es-MX"/>
+        </w:rPr>
+      </w:pPr>
+    </w:p>
+    <w:p>
+      <w:pPr>
+        <w:ind w:left="708" w:hanging="708"/>
+        <w:rPr>
+          <w:b/>
+          <w:bCs/>
+          <w:color w:val="0070C0"/>
+          <w:lang w:val="es-MX"/>
+        </w:rPr>
+      </w:pPr>
+    </w:p>
+    <w:p>
+      <w:pPr>
+        <w:rPr>
+          <w:rFonts w:ascii="Arial" w:hAnsi="Arial" w:cs="Arial"/>
+          <w:bCs/>
+          <w:sz w:val="18"/>
+          <w:szCs w:val="18"/>
+          <w:lang w:val="es-MX"/>
+        </w:rPr>
+      </w:pPr>
     </w:p>
     <w:sectPr>
-      <w:headerReference w:type="default" r:id="rId13"/>
-      <w:footerReference w:type="default" r:id="rId14"/>
+      <w:headerReference w:type="default" r:id="rId11"/>
+      <w:footerReference w:type="default" r:id="rId12"/>
       <w:pgSz w:w="12240" w:h="15840"/>
       <w:pgMar w:top="1418" w:right="1260" w:bottom="1134" w:left="1418" w:header="720" w:footer="720" w:gutter="0"/>
       <w:cols w:space="720"/>
@@ -1346,46 +5110,6 @@
 <w:ftr xmlns:wpc="http://schemas.microsoft.com/office/word/2010/wordprocessingCanvas" xmlns:cx="http://schemas.microsoft.com/office/drawing/2014/chartex" xmlns:cx1="http://schemas.microsoft.com/office/drawing/2015/9/8/chartex" xmlns:cx2="http://schemas.microsoft.com/office/drawing/2015/10/21/chartex" xmlns:cx3="http://schemas.microsoft.com/office/drawing/2016/5/9/chartex" xmlns:cx4="http://schemas.microsoft.com/office/drawing/2016/5/10/chartex" xmlns:cx5="http://schemas.microsoft.com/office/drawing/2016/5/11/chartex" xmlns:cx6="http://schemas.microsoft.com/office/drawing/2016/5/12/chartex" xmlns:cx7="http://schemas.microsoft.com/office/drawing/2016/5/13/chartex" xmlns:cx8="http://schemas.microsoft.com/office/drawing/2016/5/14/chartex" xmlns:mc="http://schemas.openxmlformats.org/markup-compatibility/2006" xmlns:aink="http://schemas.microsoft.com/office/drawing/2016/ink" xmlns:am3d="http://schemas.microsoft.com/office/drawing/2017/model3d" xmlns:o="urn:schemas-microsoft-com:office:office" xmlns:oel="http://schemas.microsoft.com/office/2019/extlst" xmlns:r="http://schemas.openxmlformats.org/officeDocument/2006/relationships" xmlns:m="http://schemas.openxmlformats.org/officeDocument/2006/math" xmlns:v="urn:schemas-microsoft-com:vml" xmlns:wp14="http://schemas.microsoft.com/office/word/2010/wordprocessingDrawing" xmlns:wp="http://schemas.openxmlformats.org/drawingml/2006/wordprocessingDrawing" xmlns:w10="urn:schemas-microsoft-com:office:word" xmlns:w="http://schemas.openxmlformats.org/wordprocessingml/2006/main" xmlns:w14="http://schemas.microsoft.com/office/word/2010/wordml" xmlns:w15="http://schemas.microsoft.com/office/word/2012/wordml" xmlns:w16cex="http://schemas.microsoft.com/office/word/2018/wordml/cex" xmlns:w16cid="http://schemas.microsoft.com/office/word/2016/wordml/cid" xmlns:w16="http://schemas.microsoft.com/office/word/2018/wordml" xmlns:w16du="http://schemas.microsoft.com/office/word/2023/wordml/word16du" xmlns:w16sdtdh="http://schemas.microsoft.com/office/word/2020/wordml/sdtdatahash" xmlns:w16sdtfl="http://schemas.microsoft.com/office/word/2024/wordml/sdtformatlock" xmlns:w16se="http://schemas.microsoft.com/office/word/2015/wordml/symex" xmlns:wpg="http://schemas.microsoft.com/office/word/2010/wordprocessingGroup" xmlns:wpi="http://schemas.microsoft.com/office/word/2010/wordprocessingInk" xmlns:wne="http://schemas.microsoft.com/office/word/2006/wordml" xmlns:wps="http://schemas.microsoft.com/office/word/2010/wordprocessingShape" mc:Ignorable="w14 w15 w16se w16cid w16 w16cex w16sdtdh w16sdtfl w16du wp14">
   <w:p>
     <w:pPr>
-      <w:pStyle w:val="Header"/>
-      <w:pBdr>
-        <w:bottom w:val="single" w:sz="12" w:space="1" w:color="0E2841"/>
-      </w:pBdr>
-      <w:rPr>
-        <w:rFonts w:ascii="Tahoma" w:eastAsia="Calibri" w:hAnsi="Tahoma" w:cs="Tahoma"/>
-        <w:sz w:val="18"/>
-        <w:szCs w:val="18"/>
-        <w:lang w:eastAsia="en-US"/>
-      </w:rPr>
-    </w:pPr>
-    <w:r>
-      <w:rPr>
-        <w:noProof/>
-      </w:rPr>
-      <w:pict w14:anchorId="2895A54B">
-        <v:shapetype id="_x0000_t202" coordsize="21600,21600" o:spt="202" path="m,l,21600r21600,l21600,xe">
-          <v:stroke joinstyle="miter"/>
-          <v:path gradientshapeok="t" o:connecttype="rect"/>
-        </v:shapetype>
-        <v:shape id="Text Box 1" o:spid="_x0000_s1034" type="#_x0000_t202" style="position:absolute;margin-left:1.3pt;margin-top:13.6pt;width:518.75pt;height:52.8pt;z-index:3;visibility:visible;mso-width-relative:margin;mso-height-relative:margin" o:gfxdata="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" filled="f" stroked="f" strokeweight=".5pt">
-          <v:textbox style="mso-next-textbox:#Text Box 1">
-            <w:txbxContent>
-              <w:p>
-                <w:pPr>
-                  <w:rPr>
-                    <w:rFonts w:cs="Arial"/>
-                    <w:sz w:val="16"/>
-                    <w:szCs w:val="16"/>
-                  </w:rPr>
-                </w:pPr>
-              </w:p>
-            </w:txbxContent>
-          </v:textbox>
-        </v:shape>
-      </w:pict>
-    </w:r>
-  </w:p>
-  <w:p>
-    <w:pPr>
       <w:pStyle w:val="Footer"/>
       <w:tabs>
         <w:tab w:val="clear" w:pos="4320"/>
@@ -1398,6 +5122,10 @@
         <w:noProof/>
       </w:rPr>
       <w:pict w14:anchorId="0FF2E83E">
+        <v:shapetype id="_x0000_t202" coordsize="21600,21600" o:spt="202" path="m,l,21600r21600,l21600,xe">
+          <v:stroke joinstyle="miter"/>
+          <v:path gradientshapeok="t" o:connecttype="rect"/>
+        </v:shapetype>
         <v:shape id="_x0000_s1029" type="#_x0000_t202" style="position:absolute;margin-left:56.35pt;margin-top:729.7pt;width:154.5pt;height:17.3pt;z-index:2;visibility:visible;mso-height-relative:margin" o:gfxdata="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" stroked="f" strokeweight=".5pt">
           <v:textbox style="mso-next-textbox:#_x0000_s1029">
             <w:txbxContent>
@@ -1486,7 +5214,7 @@
           <v:stroke joinstyle="miter"/>
           <v:path gradientshapeok="t" o:connecttype="rect"/>
         </v:shapetype>
-        <v:shape id="Text Box 3" o:spid="_x0000_s1036" type="#_x0000_t202" style="position:absolute;margin-left:126.85pt;margin-top:-22.45pt;width:338.2pt;height:48.45pt;z-index:4;visibility:visible;mso-position-horizontal-relative:page;mso-width-relative:margin;mso-height-relative:margin" o:gfxdata="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" fillcolor="window" stroked="f" strokeweight=".5pt">
+        <v:shape id="Text Box 3" o:spid="_x0000_s1036" type="#_x0000_t202" style="position:absolute;margin-left:126.85pt;margin-top:-22.45pt;width:338.2pt;height:48.45pt;z-index:3;visibility:visible;mso-position-horizontal-relative:page;mso-width-relative:margin;mso-height-relative:margin" o:gfxdata="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" fillcolor="window" stroked="f" strokeweight=".5pt">
           <v:textbox style="mso-next-textbox:#Text Box 3">
             <w:txbxContent>
               <w:p>
@@ -1543,7 +5271,7 @@
           <v:path o:extrusionok="f" gradientshapeok="t" o:connecttype="rect"/>
           <o:lock v:ext="edit" aspectratio="t"/>
         </v:shapetype>
-        <v:shape id="Imagen 9" o:spid="_x0000_s1035" type="#_x0000_t75" alt="Logo, company name&#10;&#10;Description automatically generated" style="position:absolute;margin-left:401.55pt;margin-top:-13.75pt;width:91.1pt;height:43.5pt;z-index:5;visibility:visible;mso-width-relative:margin;mso-height-relative:margin">
+        <v:shape id="Imagen 9" o:spid="_x0000_s1035" type="#_x0000_t75" alt="Logo, company name&#10;&#10;Description automatically generated" style="position:absolute;margin-left:401.55pt;margin-top:-13.75pt;width:91.1pt;height:43.5pt;z-index:4;visibility:visible;mso-width-relative:margin;mso-height-relative:margin">
           <v:imagedata r:id="rId1" o:title="image001"/>
         </v:shape>
       </w:pict>
@@ -5884,6 +9612,8 @@
     <w:lsdException w:name="heading 7" w:semiHidden="1" w:unhideWhenUsed="1" w:qFormat="1"/>
     <w:lsdException w:name="heading 8" w:semiHidden="1" w:unhideWhenUsed="1" w:qFormat="1"/>
     <w:lsdException w:name="heading 9" w:semiHidden="1" w:unhideWhenUsed="1" w:qFormat="1"/>
+    <w:lsdException w:name="header" w:uiPriority="99"/>
+    <w:lsdException w:name="footer" w:uiPriority="99" w:qFormat="1"/>
     <w:lsdException w:name="caption" w:semiHidden="1" w:unhideWhenUsed="1" w:qFormat="1"/>
     <w:lsdException w:name="List Bullet" w:uiPriority="99"/>
     <w:lsdException w:name="Title" w:qFormat="1"/>
@@ -6259,9 +9989,10 @@
   </w:style>
   <w:style w:type="paragraph" w:styleId="Header">
     <w:name w:val="header"/>
-    <w:aliases w:val=" Car,APNSHEADER2,L1 Header,encabezado,En-tête 1.1,En-tÍte 1.1,En-tÕte 1.1,En-t’te 1.1,En-títe 1.1,*Header,h,Header1,Encabezado Car Car,logomai,even,Header/Footer,header odd,Hyphen,Chapter Name,base,body,En-tête SQ,ITT i,he,bases I,h Car Car1"/>
+    <w:aliases w:val=" Car,APNSHEADER2,L1 Header,encabezado,En-tête 1.1,En-tÍte 1.1,En-tÕte 1.1,En-t’te 1.1,En-títe 1.1,*Header,h,Header1,Encabezado Car Car,logomai,even,Header/Footer,header odd,Hyphen,Chapter Name,base,body,En-tête SQ,ITT i,he,bases I,h Car Car1,h Ca"/>
     <w:basedOn w:val="Normal"/>
     <w:link w:val="HeaderChar"/>
+    <w:uiPriority w:val="99"/>
     <w:pPr>
       <w:tabs>
         <w:tab w:val="center" w:pos="4419"/>
@@ -6271,7 +10002,11 @@
   </w:style>
   <w:style w:type="paragraph" w:styleId="Footer">
     <w:name w:val="footer"/>
+    <w:aliases w:val="Footer Text Stk"/>
     <w:basedOn w:val="Normal"/>
+    <w:link w:val="FooterChar"/>
+    <w:uiPriority w:val="99"/>
+    <w:qFormat/>
     <w:pPr>
       <w:tabs>
         <w:tab w:val="center" w:pos="4320"/>
@@ -6373,6 +10108,7 @@
     <w:name w:val="Header Char"/>
     <w:aliases w:val=" Car Char,APNSHEADER2 Char,L1 Header Char,encabezado Char,En-tête 1.1 Char,En-tÍte 1.1 Char,En-tÕte 1.1 Char,En-t’te 1.1 Char,En-títe 1.1 Char,*Header Char,h Char,Header1 Char,Encabezado Car Car Char,logomai Char,even Char,Header/Footer Char"/>
     <w:link w:val="Header"/>
+    <w:qFormat/>
     <w:rsid w:val="007F334B"/>
     <w:rPr>
       <w:sz w:val="24"/>
@@ -6473,6 +10209,14 @@
       <w:rFonts w:ascii="Arial" w:hAnsi="Arial"/>
       <w:szCs w:val="24"/>
     </w:rPr>
+  </w:style>
+  <w:style w:type="character" w:customStyle="1" w:styleId="FooterChar">
+    <w:name w:val="Footer Char"/>
+    <w:aliases w:val="Footer Text Stk Char"/>
+    <w:basedOn w:val="DefaultParagraphFont"/>
+    <w:link w:val="Footer"/>
+    <w:uiPriority w:val="99"/>
+    <w:rsid w:val="00C952BC"/>
   </w:style>
 </w:styles>
 </file>
@@ -6739,15 +10483,6 @@
 </file>
 
 <file path=customXml/item1.xml><?xml version="1.0" encoding="utf-8"?>
-<?mso-contentType ?>
-<FormTemplates xmlns="http://schemas.microsoft.com/sharepoint/v3/contenttype/forms">
-  <Display>DocumentLibraryForm</Display>
-  <Edit>DocumentLibraryForm</Edit>
-  <New>DocumentLibraryForm</New>
-</FormTemplates>
-</file>
-
-<file path=customXml/item2.xml><?xml version="1.0" encoding="utf-8"?>
 <ct:contentTypeSchema xmlns:ct="http://schemas.microsoft.com/office/2006/metadata/contentType" xmlns:ma="http://schemas.microsoft.com/office/2006/metadata/properties/metaAttributes" ct:_="" ma:_="" ma:contentTypeName="Document" ma:contentTypeID="0x010100AA01E1029091DE488084A5A2D9C24E74" ma:contentTypeVersion="10" ma:contentTypeDescription="Create a new document." ma:contentTypeScope="" ma:versionID="fa224b1e2ea5aaa53b64c3b4b1d435b1">
   <xsd:schema xmlns:xsd="http://www.w3.org/2001/XMLSchema" xmlns:xs="http://www.w3.org/2001/XMLSchema" xmlns:p="http://schemas.microsoft.com/office/2006/metadata/properties" xmlns:ns2="458c8650-8b2e-4de5-be2b-3b5e20f9203e" xmlns:ns3="0ec1683b-1f09-407c-8792-a5a8bc579d9d" targetNamespace="http://schemas.microsoft.com/office/2006/metadata/properties" ma:root="true" ma:fieldsID="3f0568638764530331fbee8047bb9098" ns2:_="" ns3:_="">
     <xsd:import namespace="458c8650-8b2e-4de5-be2b-3b5e20f9203e"/>
@@ -6936,7 +10671,7 @@
 </ct:contentTypeSchema>
 </file>
 
-<file path=customXml/item3.xml><?xml version="1.0" encoding="utf-8"?>
+<file path=customXml/item2.xml><?xml version="1.0" encoding="utf-8"?>
 <p:properties xmlns:p="http://schemas.microsoft.com/office/2006/metadata/properties" xmlns:xsi="http://www.w3.org/2001/XMLSchema-instance" xmlns:pc="http://schemas.microsoft.com/office/infopath/2007/PartnerControls">
   <documentManagement>
     <lcf76f155ced4ddcb4097134ff3c332f xmlns="458c8650-8b2e-4de5-be2b-3b5e20f9203e">
@@ -6947,19 +10682,20 @@
 </p:properties>
 </file>
 
-<file path=customXml/item4.xml><?xml version="1.0" encoding="utf-8"?>
+<file path=customXml/item3.xml><?xml version="1.0" encoding="utf-8"?>
 <b:Sources xmlns:b="http://schemas.openxmlformats.org/officeDocument/2006/bibliography" xmlns="http://schemas.openxmlformats.org/officeDocument/2006/bibliography" SelectedStyle="\APASixthEditionOfficeOnline.xsl" StyleName="APA" Version="6"/>
 </file>
 
-<file path=customXml/itemProps1.xml><?xml version="1.0" encoding="utf-8"?>
-<ds:datastoreItem xmlns:ds="http://schemas.openxmlformats.org/officeDocument/2006/customXml" ds:itemID="{51241304-2C43-44E6-B26F-77C42016271C}">
-  <ds:schemaRefs>
-    <ds:schemaRef ds:uri="http://schemas.microsoft.com/sharepoint/v3/contenttype/forms"/>
-  </ds:schemaRefs>
-</ds:datastoreItem>
+<file path=customXml/item4.xml><?xml version="1.0" encoding="utf-8"?>
+<?mso-contentType ?>
+<FormTemplates xmlns="http://schemas.microsoft.com/sharepoint/v3/contenttype/forms">
+  <Display>DocumentLibraryForm</Display>
+  <Edit>DocumentLibraryForm</Edit>
+  <New>DocumentLibraryForm</New>
+</FormTemplates>
 </file>
 
-<file path=customXml/itemProps2.xml><?xml version="1.0" encoding="utf-8"?>
+<file path=customXml/itemProps1.xml><?xml version="1.0" encoding="utf-8"?>
 <ds:datastoreItem xmlns:ds="http://schemas.openxmlformats.org/officeDocument/2006/customXml" ds:itemID="{6EE546D2-1DFA-4BBD-AF1C-4C842A1F8073}">
   <ds:schemaRefs>
     <ds:schemaRef ds:uri="http://schemas.microsoft.com/office/2006/metadata/contentType"/>
@@ -6978,7 +10714,7 @@
 </ds:datastoreItem>
 </file>
 
-<file path=customXml/itemProps3.xml><?xml version="1.0" encoding="utf-8"?>
+<file path=customXml/itemProps2.xml><?xml version="1.0" encoding="utf-8"?>
 <ds:datastoreItem xmlns:ds="http://schemas.openxmlformats.org/officeDocument/2006/customXml" ds:itemID="{D3A3C24A-BB39-4937-B831-24AA124EAA87}">
   <ds:schemaRefs>
     <ds:schemaRef ds:uri="http://schemas.microsoft.com/office/2006/metadata/properties"/>
@@ -6989,10 +10725,18 @@
 </ds:datastoreItem>
 </file>
 
-<file path=customXml/itemProps4.xml><?xml version="1.0" encoding="utf-8"?>
+<file path=customXml/itemProps3.xml><?xml version="1.0" encoding="utf-8"?>
 <ds:datastoreItem xmlns:ds="http://schemas.openxmlformats.org/officeDocument/2006/customXml" ds:itemID="{4BB9A27A-6211-48E6-B3D1-1ED5E2EAD372}">
   <ds:schemaRefs>
     <ds:schemaRef ds:uri="http://schemas.openxmlformats.org/officeDocument/2006/bibliography"/>
   </ds:schemaRefs>
 </ds:datastoreItem>
+</file>
+
+<file path=customXml/itemProps4.xml><?xml version="1.0" encoding="utf-8"?>
+<ds:datastoreItem xmlns:ds="http://schemas.openxmlformats.org/officeDocument/2006/customXml" ds:itemID="{51241304-2C43-44E6-B26F-77C42016271C}">
+  <ds:schemaRefs>
+    <ds:schemaRef ds:uri="http://schemas.microsoft.com/sharepoint/v3/contenttype/forms"/>
+  </ds:schemaRefs>
+</ds:datastoreItem>
 </file>